--- a/Module_01/H1.docx
+++ b/Module_01/H1.docx
@@ -11,31 +11,36 @@
         <w:t>Homework #1</w:t>
       </w:r>
       <w:r>
-        <w:t xml:space="preserve"> – Testing a Website</w:t>
-      </w:r>
+        <w:t xml:space="preserve"> – Testing a </w:t>
+      </w:r>
+      <w:proofErr w:type="gramStart"/>
+      <w:r>
+        <w:t>Website</w:t>
+      </w:r>
+      <w:proofErr w:type="gramEnd"/>
     </w:p>
     <w:p>
       <w:pPr>
         <w:pStyle w:val="Subtitle"/>
         <w:jc w:val="right"/>
         <w:rPr>
+          <w:smallCaps/>
+          <w:color w:val="5A5A5A" w:themeColor="text1" w:themeTint="A5"/>
+        </w:rPr>
+      </w:pPr>
+      <w:r>
+        <w:rPr>
           <w:rStyle w:val="SubtleReference"/>
         </w:rPr>
-      </w:pPr>
+        <w:t>Tudose Rare</w:t>
+      </w:r>
       <w:r>
         <w:rPr>
           <w:rStyle w:val="SubtleReference"/>
         </w:rPr>
-        <w:t>Tudose Rare</w:t>
-      </w:r>
-      <w:r>
-        <w:rPr>
-          <w:rStyle w:val="SubtleReference"/>
-        </w:rPr>
         <w:t>ș</w:t>
       </w:r>
     </w:p>
-    <w:p/>
     <w:p>
       <w:pPr>
         <w:pStyle w:val="Heading1"/>
@@ -48,6 +53,9 @@
       </w:r>
     </w:p>
     <w:p>
+      <w:pPr>
+        <w:jc w:val="both"/>
+      </w:pPr>
       <w:r>
         <w:t xml:space="preserve">Demo Blaze is a fictional e-commerce web application frequently used for practicing both manual and automated software testing. It </w:t>
       </w:r>
@@ -70,6 +78,7 @@
           <w:ilvl w:val="0"/>
           <w:numId w:val="2"/>
         </w:numPr>
+        <w:jc w:val="both"/>
       </w:pPr>
       <w:r>
         <w:rPr>
@@ -81,7 +90,7 @@
       <w:r>
         <w:t xml:space="preserve"> is a hands-on software testing approach where testers simultaneously learn about the application, design tests, and execute them without using predefined scripts or test cases (</w:t>
       </w:r>
-      <w:hyperlink r:id="rId5" w:history="1">
+      <w:hyperlink r:id="rId7" w:history="1">
         <w:r>
           <w:rPr>
             <w:rStyle w:val="Hyperlink"/>
@@ -109,6 +118,7 @@
           <w:ilvl w:val="0"/>
           <w:numId w:val="2"/>
         </w:numPr>
+        <w:jc w:val="both"/>
       </w:pPr>
       <w:r>
         <w:rPr>
@@ -133,14 +143,26 @@
       <w:r>
         <w:t>(</w:t>
       </w:r>
-      <w:hyperlink r:id="rId6" w:history="1">
-        <w:r>
-          <w:rPr>
-            <w:rStyle w:val="Hyperlink"/>
-          </w:rPr>
-          <w:t>geeksforgeeks</w:t>
-        </w:r>
-      </w:hyperlink>
+      <w:proofErr w:type="spellStart"/>
+      <w:r>
+        <w:fldChar w:fldCharType="begin"/>
+      </w:r>
+      <w:r>
+        <w:instrText>HYPERLINK "https://www.geeksforgeeks.org/software-testing/error-guessing-in-software-testing/"</w:instrText>
+      </w:r>
+      <w:r>
+        <w:fldChar w:fldCharType="separate"/>
+      </w:r>
+      <w:r>
+        <w:rPr>
+          <w:rStyle w:val="Hyperlink"/>
+        </w:rPr>
+        <w:t>geeksforgeeks</w:t>
+      </w:r>
+      <w:proofErr w:type="spellEnd"/>
+      <w:r>
+        <w:fldChar w:fldCharType="end"/>
+      </w:r>
       <w:r>
         <w:t>).</w:t>
       </w:r>
@@ -186,6 +208,7 @@
     </w:p>
     <w:p>
       <w:pPr>
+        <w:jc w:val="both"/>
         <w:rPr>
           <w:rStyle w:val="Emphasis"/>
           <w:i w:val="0"/>
@@ -213,6 +236,7 @@
     </w:p>
     <w:p>
       <w:pPr>
+        <w:jc w:val="both"/>
         <w:rPr>
           <w:rStyle w:val="Emphasis"/>
           <w:i w:val="0"/>
@@ -237,6 +261,7 @@
           <w:ilvl w:val="0"/>
           <w:numId w:val="3"/>
         </w:numPr>
+        <w:jc w:val="both"/>
         <w:rPr>
           <w:rStyle w:val="Emphasis"/>
           <w:i w:val="0"/>
@@ -259,7 +284,7 @@
         </w:rPr>
         <w:t xml:space="preserve">the website and head to the home page </w:t>
       </w:r>
-      <w:hyperlink r:id="rId7" w:history="1">
+      <w:hyperlink r:id="rId8" w:history="1">
         <w:r>
           <w:rPr>
             <w:rStyle w:val="Hyperlink"/>
@@ -284,6 +309,7 @@
           <w:ilvl w:val="0"/>
           <w:numId w:val="3"/>
         </w:numPr>
+        <w:jc w:val="both"/>
         <w:rPr>
           <w:rStyle w:val="Emphasis"/>
           <w:i w:val="0"/>
@@ -307,6 +333,7 @@
           <w:ilvl w:val="0"/>
           <w:numId w:val="3"/>
         </w:numPr>
+        <w:jc w:val="both"/>
         <w:rPr>
           <w:rStyle w:val="Emphasis"/>
           <w:i w:val="0"/>
@@ -339,6 +366,7 @@
           <w:ilvl w:val="0"/>
           <w:numId w:val="3"/>
         </w:numPr>
+        <w:jc w:val="both"/>
         <w:rPr>
           <w:rStyle w:val="Emphasis"/>
           <w:i w:val="0"/>
@@ -357,6 +385,7 @@
     </w:p>
     <w:p>
       <w:pPr>
+        <w:jc w:val="both"/>
         <w:rPr>
           <w:rStyle w:val="Emphasis"/>
           <w:i w:val="0"/>
@@ -401,6 +430,7 @@
     </w:p>
     <w:p>
       <w:pPr>
+        <w:jc w:val="both"/>
         <w:rPr>
           <w:rStyle w:val="Emphasis"/>
           <w:i w:val="0"/>
@@ -452,6 +482,7 @@
     </w:p>
     <w:p>
       <w:pPr>
+        <w:jc w:val="both"/>
         <w:rPr>
           <w:rStyle w:val="Emphasis"/>
           <w:i w:val="0"/>
@@ -479,6 +510,7 @@
     </w:p>
     <w:p>
       <w:pPr>
+        <w:jc w:val="both"/>
         <w:rPr>
           <w:rStyle w:val="Emphasis"/>
           <w:i w:val="0"/>
@@ -543,7 +575,7 @@
                     <pic:cNvPicPr/>
                   </pic:nvPicPr>
                   <pic:blipFill>
-                    <a:blip r:embed="rId8"/>
+                    <a:blip r:embed="rId9"/>
                     <a:stretch>
                       <a:fillRect/>
                     </a:stretch>
@@ -613,6 +645,7 @@
     </w:p>
     <w:p>
       <w:pPr>
+        <w:jc w:val="both"/>
         <w:rPr>
           <w:rStyle w:val="Emphasis"/>
           <w:i w:val="0"/>
@@ -627,8 +660,9 @@
           <w:i w:val="0"/>
           <w:iCs w:val="0"/>
         </w:rPr>
-        <w:t>Summary:</w:t>
-      </w:r>
+        <w:t>Summary</w:t>
+      </w:r>
+      <w:proofErr w:type="gramStart"/>
       <w:r>
         <w:rPr>
           <w:rStyle w:val="Emphasis"/>
@@ -637,6 +671,16 @@
           <w:i w:val="0"/>
           <w:iCs w:val="0"/>
         </w:rPr>
+        <w:t>:</w:t>
+      </w:r>
+      <w:r>
+        <w:rPr>
+          <w:rStyle w:val="Emphasis"/>
+          <w:b/>
+          <w:bCs/>
+          <w:i w:val="0"/>
+          <w:iCs w:val="0"/>
+        </w:rPr>
         <w:t xml:space="preserve"> </w:t>
       </w:r>
       <w:r>
@@ -645,7 +689,16 @@
           <w:i w:val="0"/>
           <w:iCs w:val="0"/>
         </w:rPr>
-        <w:t>”Place order” form accepts alphabetical</w:t>
+        <w:t>”Place</w:t>
+      </w:r>
+      <w:proofErr w:type="gramEnd"/>
+      <w:r>
+        <w:rPr>
+          <w:rStyle w:val="Emphasis"/>
+          <w:i w:val="0"/>
+          <w:iCs w:val="0"/>
+        </w:rPr>
+        <w:t xml:space="preserve"> order” form accepts alphabetical</w:t>
       </w:r>
       <w:r>
         <w:rPr>
@@ -666,6 +719,7 @@
     </w:p>
     <w:p>
       <w:pPr>
+        <w:jc w:val="both"/>
         <w:rPr>
           <w:rStyle w:val="Emphasis"/>
           <w:i w:val="0"/>
@@ -690,6 +744,7 @@
           <w:ilvl w:val="0"/>
           <w:numId w:val="4"/>
         </w:numPr>
+        <w:jc w:val="both"/>
         <w:rPr>
           <w:rStyle w:val="Emphasis"/>
           <w:i w:val="0"/>
@@ -704,7 +759,7 @@
         </w:rPr>
         <w:t xml:space="preserve">Open the website and head to the home page </w:t>
       </w:r>
-      <w:hyperlink r:id="rId9" w:history="1">
+      <w:hyperlink r:id="rId10" w:history="1">
         <w:r>
           <w:rPr>
             <w:rStyle w:val="Hyperlink"/>
@@ -729,6 +784,7 @@
           <w:ilvl w:val="0"/>
           <w:numId w:val="4"/>
         </w:numPr>
+        <w:jc w:val="both"/>
         <w:rPr>
           <w:rStyle w:val="Emphasis"/>
           <w:i w:val="0"/>
@@ -770,6 +826,7 @@
           <w:ilvl w:val="0"/>
           <w:numId w:val="4"/>
         </w:numPr>
+        <w:jc w:val="both"/>
         <w:rPr>
           <w:rStyle w:val="Emphasis"/>
           <w:i w:val="0"/>
@@ -793,6 +850,7 @@
           <w:ilvl w:val="0"/>
           <w:numId w:val="4"/>
         </w:numPr>
+        <w:jc w:val="both"/>
         <w:rPr>
           <w:rStyle w:val="Emphasis"/>
           <w:i w:val="0"/>
@@ -815,7 +873,27 @@
           <w:iCs w:val="0"/>
           <w:color w:val="000000" w:themeColor="text1"/>
         </w:rPr>
-        <w:t>ld with alphabetical characters (e.g. “sbdsa”).</w:t>
+        <w:t>ld with alphabetical characters (e.g. “</w:t>
+      </w:r>
+      <w:proofErr w:type="spellStart"/>
+      <w:r>
+        <w:rPr>
+          <w:rStyle w:val="Emphasis"/>
+          <w:i w:val="0"/>
+          <w:iCs w:val="0"/>
+          <w:color w:val="000000" w:themeColor="text1"/>
+        </w:rPr>
+        <w:t>sbdsa</w:t>
+      </w:r>
+      <w:proofErr w:type="spellEnd"/>
+      <w:r>
+        <w:rPr>
+          <w:rStyle w:val="Emphasis"/>
+          <w:i w:val="0"/>
+          <w:iCs w:val="0"/>
+          <w:color w:val="000000" w:themeColor="text1"/>
+        </w:rPr>
+        <w:t>”).</w:t>
       </w:r>
     </w:p>
     <w:p>
@@ -825,6 +903,7 @@
           <w:ilvl w:val="0"/>
           <w:numId w:val="4"/>
         </w:numPr>
+        <w:jc w:val="both"/>
         <w:rPr>
           <w:rStyle w:val="Emphasis"/>
           <w:i w:val="0"/>
@@ -843,6 +922,7 @@
     </w:p>
     <w:p>
       <w:pPr>
+        <w:jc w:val="both"/>
         <w:rPr>
           <w:rStyle w:val="Emphasis"/>
           <w:i w:val="0"/>
@@ -878,6 +958,7 @@
     </w:p>
     <w:p>
       <w:pPr>
+        <w:jc w:val="both"/>
         <w:rPr>
           <w:rStyle w:val="Emphasis"/>
           <w:i w:val="0"/>
@@ -916,11 +997,30 @@
           <w:i w:val="0"/>
           <w:iCs w:val="0"/>
         </w:rPr>
-        <w:t>cessfully processed and the system displays the message “Thank you for your purchase!”</w:t>
-      </w:r>
-    </w:p>
-    <w:p>
-      <w:pPr>
+        <w:t xml:space="preserve">cessfully </w:t>
+      </w:r>
+      <w:proofErr w:type="gramStart"/>
+      <w:r>
+        <w:rPr>
+          <w:rStyle w:val="Emphasis"/>
+          <w:i w:val="0"/>
+          <w:iCs w:val="0"/>
+        </w:rPr>
+        <w:t>processed</w:t>
+      </w:r>
+      <w:proofErr w:type="gramEnd"/>
+      <w:r>
+        <w:rPr>
+          <w:rStyle w:val="Emphasis"/>
+          <w:i w:val="0"/>
+          <w:iCs w:val="0"/>
+        </w:rPr>
+        <w:t xml:space="preserve"> and the system displays the message “Thank you for your purchase!”</w:t>
+      </w:r>
+    </w:p>
+    <w:p>
+      <w:pPr>
+        <w:jc w:val="both"/>
         <w:rPr>
           <w:rStyle w:val="Emphasis"/>
           <w:i w:val="0"/>
@@ -935,6 +1035,7 @@
           <w:i w:val="0"/>
           <w:iCs w:val="0"/>
         </w:rPr>
+        <w:lastRenderedPageBreak/>
         <w:t>Severity</w:t>
       </w:r>
       <w:r>
@@ -948,6 +1049,7 @@
     </w:p>
     <w:p>
       <w:pPr>
+        <w:jc w:val="both"/>
         <w:rPr>
           <w:rStyle w:val="Emphasis"/>
           <w:i w:val="0"/>
@@ -962,7 +1064,6 @@
           <w:i w:val="0"/>
           <w:iCs w:val="0"/>
         </w:rPr>
-        <w:lastRenderedPageBreak/>
         <w:t xml:space="preserve">Evidence: </w:t>
       </w:r>
       <w:r>
@@ -1027,7 +1128,7 @@
                     <pic:cNvPicPr/>
                   </pic:nvPicPr>
                   <pic:blipFill>
-                    <a:blip r:embed="rId10"/>
+                    <a:blip r:embed="rId11"/>
                     <a:stretch>
                       <a:fillRect/>
                     </a:stretch>
@@ -1080,6 +1181,7 @@
     </w:p>
     <w:p>
       <w:pPr>
+        <w:jc w:val="both"/>
         <w:rPr>
           <w:rStyle w:val="Emphasis"/>
           <w:i w:val="0"/>
@@ -1115,6 +1217,7 @@
     </w:p>
     <w:p>
       <w:pPr>
+        <w:jc w:val="both"/>
         <w:rPr>
           <w:rStyle w:val="Emphasis"/>
           <w:i w:val="0"/>
@@ -1139,6 +1242,7 @@
           <w:ilvl w:val="0"/>
           <w:numId w:val="5"/>
         </w:numPr>
+        <w:jc w:val="both"/>
         <w:rPr>
           <w:rStyle w:val="Emphasis"/>
           <w:i w:val="0"/>
@@ -1153,7 +1257,7 @@
         </w:rPr>
         <w:t xml:space="preserve">Open the website and head to the home page </w:t>
       </w:r>
-      <w:hyperlink r:id="rId11" w:history="1">
+      <w:hyperlink r:id="rId12" w:history="1">
         <w:r>
           <w:rPr>
             <w:rStyle w:val="Hyperlink"/>
@@ -1178,6 +1282,7 @@
           <w:ilvl w:val="0"/>
           <w:numId w:val="5"/>
         </w:numPr>
+        <w:jc w:val="both"/>
         <w:rPr>
           <w:rStyle w:val="Emphasis"/>
           <w:i w:val="0"/>
@@ -1216,6 +1321,7 @@
           <w:ilvl w:val="0"/>
           <w:numId w:val="5"/>
         </w:numPr>
+        <w:jc w:val="both"/>
         <w:rPr>
           <w:rStyle w:val="Emphasis"/>
           <w:i w:val="0"/>
@@ -1238,6 +1344,7 @@
           <w:ilvl w:val="0"/>
           <w:numId w:val="5"/>
         </w:numPr>
+        <w:jc w:val="both"/>
         <w:rPr>
           <w:rStyle w:val="Emphasis"/>
           <w:i w:val="0"/>
@@ -1260,6 +1367,7 @@
           <w:ilvl w:val="0"/>
           <w:numId w:val="5"/>
         </w:numPr>
+        <w:jc w:val="both"/>
         <w:rPr>
           <w:rStyle w:val="Emphasis"/>
           <w:i w:val="0"/>
@@ -1282,6 +1390,7 @@
           <w:ilvl w:val="0"/>
           <w:numId w:val="5"/>
         </w:numPr>
+        <w:jc w:val="both"/>
         <w:rPr>
           <w:rStyle w:val="Emphasis"/>
           <w:i w:val="0"/>
@@ -1304,6 +1413,7 @@
           <w:ilvl w:val="0"/>
           <w:numId w:val="5"/>
         </w:numPr>
+        <w:jc w:val="both"/>
         <w:rPr>
           <w:rStyle w:val="Emphasis"/>
           <w:i w:val="0"/>
@@ -1321,6 +1431,7 @@
     </w:p>
     <w:p>
       <w:pPr>
+        <w:jc w:val="both"/>
         <w:rPr>
           <w:rStyle w:val="Emphasis"/>
           <w:i w:val="0"/>
@@ -1356,6 +1467,7 @@
     </w:p>
     <w:p>
       <w:pPr>
+        <w:jc w:val="both"/>
         <w:rPr>
           <w:rStyle w:val="Emphasis"/>
           <w:i w:val="0"/>
@@ -1383,6 +1495,7 @@
     </w:p>
     <w:p>
       <w:pPr>
+        <w:jc w:val="both"/>
         <w:rPr>
           <w:rStyle w:val="Emphasis"/>
           <w:i w:val="0"/>
@@ -1426,33 +1539,7 @@
     </w:p>
     <w:p>
       <w:pPr>
-        <w:rPr>
-          <w:rStyle w:val="Emphasis"/>
-          <w:i w:val="0"/>
-          <w:iCs w:val="0"/>
-        </w:rPr>
-      </w:pPr>
-    </w:p>
-    <w:p>
-      <w:pPr>
-        <w:rPr>
-          <w:rStyle w:val="Emphasis"/>
-          <w:i w:val="0"/>
-          <w:iCs w:val="0"/>
-        </w:rPr>
-      </w:pPr>
-    </w:p>
-    <w:p>
-      <w:pPr>
-        <w:rPr>
-          <w:rStyle w:val="Emphasis"/>
-          <w:i w:val="0"/>
-          <w:iCs w:val="0"/>
-        </w:rPr>
-      </w:pPr>
-    </w:p>
-    <w:p>
-      <w:pPr>
+        <w:jc w:val="both"/>
         <w:rPr>
           <w:rStyle w:val="Emphasis"/>
           <w:i w:val="0"/>
@@ -1467,33 +1554,33 @@
           <w:i w:val="0"/>
           <w:iCs w:val="0"/>
         </w:rPr>
+        <w:t xml:space="preserve">Evidence: </w:t>
+      </w:r>
+      <w:r>
+        <w:rPr>
+          <w:rStyle w:val="Emphasis"/>
+          <w:i w:val="0"/>
+          <w:iCs w:val="0"/>
+        </w:rPr>
+        <w:t>Attached is a screenshot of the shopping cart table.</w:t>
+      </w:r>
+    </w:p>
+    <w:p>
+      <w:pPr>
+        <w:rPr>
+          <w:rStyle w:val="Emphasis"/>
+          <w:i w:val="0"/>
+          <w:iCs w:val="0"/>
+        </w:rPr>
+      </w:pPr>
+      <w:r>
+        <w:rPr>
+          <w:rStyle w:val="Emphasis"/>
+          <w:i w:val="0"/>
+          <w:iCs w:val="0"/>
+          <w:noProof/>
+        </w:rPr>
         <w:lastRenderedPageBreak/>
-        <w:t xml:space="preserve">Evidence: </w:t>
-      </w:r>
-      <w:r>
-        <w:rPr>
-          <w:rStyle w:val="Emphasis"/>
-          <w:i w:val="0"/>
-          <w:iCs w:val="0"/>
-        </w:rPr>
-        <w:t>Attached is a screenshot of the shopping cart table.</w:t>
-      </w:r>
-    </w:p>
-    <w:p>
-      <w:pPr>
-        <w:rPr>
-          <w:rStyle w:val="Emphasis"/>
-          <w:i w:val="0"/>
-          <w:iCs w:val="0"/>
-        </w:rPr>
-      </w:pPr>
-      <w:r>
-        <w:rPr>
-          <w:rStyle w:val="Emphasis"/>
-          <w:i w:val="0"/>
-          <w:iCs w:val="0"/>
-          <w:noProof/>
-        </w:rPr>
         <w:drawing>
           <wp:inline distT="0" distB="0" distL="0" distR="0" wp14:anchorId="0E3CF498" wp14:editId="648C88A9">
             <wp:extent cx="3740150" cy="1707043"/>
@@ -1510,7 +1597,7 @@
                     <pic:cNvPicPr/>
                   </pic:nvPicPr>
                   <pic:blipFill>
-                    <a:blip r:embed="rId12"/>
+                    <a:blip r:embed="rId13"/>
                     <a:stretch>
                       <a:fillRect/>
                     </a:stretch>
@@ -1543,6 +1630,7 @@
     <w:p>
       <w:pPr>
         <w:pStyle w:val="Heading2"/>
+        <w:jc w:val="both"/>
       </w:pPr>
       <w:r>
         <w:t xml:space="preserve"> Test cases</w:t>
@@ -1606,6 +1694,7 @@
     </w:p>
     <w:p>
       <w:pPr>
+        <w:jc w:val="both"/>
         <w:rPr>
           <w:rStyle w:val="Emphasis"/>
           <w:i w:val="0"/>
@@ -1643,6 +1732,7 @@
     </w:p>
     <w:p>
       <w:pPr>
+        <w:jc w:val="both"/>
         <w:rPr>
           <w:rStyle w:val="Emphasis"/>
           <w:i w:val="0"/>
@@ -1670,6 +1760,7 @@
     </w:p>
     <w:p>
       <w:pPr>
+        <w:jc w:val="both"/>
         <w:rPr>
           <w:rStyle w:val="Emphasis"/>
           <w:i w:val="0"/>
@@ -1692,7 +1783,25 @@
           <w:i w:val="0"/>
           <w:iCs w:val="0"/>
         </w:rPr>
-        <w:t>Internet access, browser (any browser, anu version available) open on the Demoblaze homepage</w:t>
+        <w:t xml:space="preserve">Internet access, browser (any browser, anu version available) open on the </w:t>
+      </w:r>
+      <w:proofErr w:type="spellStart"/>
+      <w:r>
+        <w:rPr>
+          <w:rStyle w:val="Emphasis"/>
+          <w:i w:val="0"/>
+          <w:iCs w:val="0"/>
+        </w:rPr>
+        <w:t>Demoblaze</w:t>
+      </w:r>
+      <w:proofErr w:type="spellEnd"/>
+      <w:r>
+        <w:rPr>
+          <w:rStyle w:val="Emphasis"/>
+          <w:i w:val="0"/>
+          <w:iCs w:val="0"/>
+        </w:rPr>
+        <w:t xml:space="preserve"> homepage</w:t>
       </w:r>
       <w:r>
         <w:rPr>
@@ -1705,6 +1814,7 @@
     </w:p>
     <w:p>
       <w:pPr>
+        <w:jc w:val="both"/>
         <w:rPr>
           <w:rStyle w:val="Emphasis"/>
           <w:i w:val="0"/>
@@ -1729,6 +1839,7 @@
           <w:ilvl w:val="0"/>
           <w:numId w:val="6"/>
         </w:numPr>
+        <w:jc w:val="both"/>
         <w:rPr>
           <w:rStyle w:val="Emphasis"/>
           <w:i w:val="0"/>
@@ -1751,6 +1862,7 @@
           <w:ilvl w:val="0"/>
           <w:numId w:val="6"/>
         </w:numPr>
+        <w:jc w:val="both"/>
         <w:rPr>
           <w:rStyle w:val="Emphasis"/>
           <w:i w:val="0"/>
@@ -1768,6 +1880,7 @@
     </w:p>
     <w:p>
       <w:pPr>
+        <w:jc w:val="both"/>
         <w:rPr>
           <w:rStyle w:val="Emphasis"/>
           <w:i w:val="0"/>
@@ -1803,6 +1916,7 @@
     </w:p>
     <w:p>
       <w:pPr>
+        <w:jc w:val="both"/>
         <w:rPr>
           <w:rStyle w:val="Emphasis"/>
           <w:sz w:val="28"/>
@@ -1867,6 +1981,7 @@
     </w:p>
     <w:p>
       <w:pPr>
+        <w:jc w:val="both"/>
         <w:rPr>
           <w:rStyle w:val="Emphasis"/>
           <w:i w:val="0"/>
@@ -1894,6 +2009,7 @@
     </w:p>
     <w:p>
       <w:pPr>
+        <w:jc w:val="both"/>
         <w:rPr>
           <w:rStyle w:val="Emphasis"/>
           <w:i w:val="0"/>
@@ -1937,6 +2053,7 @@
     </w:p>
     <w:p>
       <w:pPr>
+        <w:jc w:val="both"/>
         <w:rPr>
           <w:rStyle w:val="Emphasis"/>
           <w:i w:val="0"/>
@@ -1959,20 +2076,30 @@
           <w:i w:val="0"/>
           <w:iCs w:val="0"/>
         </w:rPr>
-        <w:t xml:space="preserve">Internet access, browser (any browser, anu version available) open on the Demoblaze homepage, any device connected to the internet. </w:t>
-      </w:r>
-    </w:p>
-    <w:p>
-      <w:pPr>
-        <w:rPr>
-          <w:rStyle w:val="Emphasis"/>
-          <w:i w:val="0"/>
-          <w:iCs w:val="0"/>
-        </w:rPr>
-      </w:pPr>
-    </w:p>
-    <w:p>
-      <w:pPr>
+        <w:t xml:space="preserve">Internet access, browser (any browser, anu version available) open on the </w:t>
+      </w:r>
+      <w:proofErr w:type="spellStart"/>
+      <w:r>
+        <w:rPr>
+          <w:rStyle w:val="Emphasis"/>
+          <w:i w:val="0"/>
+          <w:iCs w:val="0"/>
+        </w:rPr>
+        <w:t>Demoblaze</w:t>
+      </w:r>
+      <w:proofErr w:type="spellEnd"/>
+      <w:r>
+        <w:rPr>
+          <w:rStyle w:val="Emphasis"/>
+          <w:i w:val="0"/>
+          <w:iCs w:val="0"/>
+        </w:rPr>
+        <w:t xml:space="preserve"> homepage, any device connected to the internet. </w:t>
+      </w:r>
+    </w:p>
+    <w:p>
+      <w:pPr>
+        <w:jc w:val="both"/>
         <w:rPr>
           <w:rStyle w:val="Emphasis"/>
           <w:i w:val="0"/>
@@ -1997,19 +2124,19 @@
           <w:ilvl w:val="0"/>
           <w:numId w:val="7"/>
         </w:numPr>
-        <w:rPr>
-          <w:rStyle w:val="Emphasis"/>
-          <w:i w:val="0"/>
-          <w:iCs w:val="0"/>
-        </w:rPr>
-      </w:pPr>
-      <w:r>
-        <w:rPr>
-          <w:rStyle w:val="Emphasis"/>
-          <w:i w:val="0"/>
-          <w:iCs w:val="0"/>
-        </w:rPr>
-        <w:lastRenderedPageBreak/>
+        <w:jc w:val="both"/>
+        <w:rPr>
+          <w:rStyle w:val="Emphasis"/>
+          <w:i w:val="0"/>
+          <w:iCs w:val="0"/>
+        </w:rPr>
+      </w:pPr>
+      <w:r>
+        <w:rPr>
+          <w:rStyle w:val="Emphasis"/>
+          <w:i w:val="0"/>
+          <w:iCs w:val="0"/>
+        </w:rPr>
         <w:t>On the homepage, locat</w:t>
       </w:r>
       <w:r>
@@ -2028,6 +2155,7 @@
           <w:ilvl w:val="0"/>
           <w:numId w:val="7"/>
         </w:numPr>
+        <w:jc w:val="both"/>
         <w:rPr>
           <w:rStyle w:val="Emphasis"/>
           <w:i w:val="0"/>
@@ -2053,6 +2181,7 @@
     </w:p>
     <w:p>
       <w:pPr>
+        <w:jc w:val="both"/>
         <w:rPr>
           <w:rStyle w:val="Emphasis"/>
           <w:i w:val="0"/>
@@ -2067,6 +2196,7 @@
           <w:i w:val="0"/>
           <w:iCs w:val="0"/>
         </w:rPr>
+        <w:lastRenderedPageBreak/>
         <w:t xml:space="preserve">Expected result: </w:t>
       </w:r>
       <w:r>
@@ -2112,6 +2242,7 @@
     </w:p>
     <w:p>
       <w:pPr>
+        <w:jc w:val="both"/>
         <w:rPr>
           <w:rStyle w:val="Emphasis"/>
           <w:sz w:val="28"/>
@@ -2167,6 +2298,7 @@
     </w:p>
     <w:p>
       <w:pPr>
+        <w:jc w:val="both"/>
         <w:rPr>
           <w:rStyle w:val="Emphasis"/>
           <w:i w:val="0"/>
@@ -2194,6 +2326,7 @@
     </w:p>
     <w:p>
       <w:pPr>
+        <w:jc w:val="both"/>
         <w:rPr>
           <w:rStyle w:val="Emphasis"/>
           <w:i w:val="0"/>
@@ -2229,6 +2362,7 @@
     </w:p>
     <w:p>
       <w:pPr>
+        <w:jc w:val="both"/>
         <w:rPr>
           <w:rStyle w:val="Emphasis"/>
           <w:i w:val="0"/>
@@ -2251,7 +2385,25 @@
           <w:i w:val="0"/>
           <w:iCs w:val="0"/>
         </w:rPr>
-        <w:t xml:space="preserve">Internet access, browser (any browser, anu version available) open on the Demoblaze homepage, any device connected to the internet. </w:t>
+        <w:t xml:space="preserve">Internet access, browser (any browser, anu version available) open on the </w:t>
+      </w:r>
+      <w:proofErr w:type="spellStart"/>
+      <w:r>
+        <w:rPr>
+          <w:rStyle w:val="Emphasis"/>
+          <w:i w:val="0"/>
+          <w:iCs w:val="0"/>
+        </w:rPr>
+        <w:t>Demoblaze</w:t>
+      </w:r>
+      <w:proofErr w:type="spellEnd"/>
+      <w:r>
+        <w:rPr>
+          <w:rStyle w:val="Emphasis"/>
+          <w:i w:val="0"/>
+          <w:iCs w:val="0"/>
+        </w:rPr>
+        <w:t xml:space="preserve"> homepage, any device connected to the internet. </w:t>
       </w:r>
       <w:r>
         <w:rPr>
@@ -2275,11 +2427,30 @@
           <w:i w:val="0"/>
           <w:iCs w:val="0"/>
         </w:rPr>
-        <w:t xml:space="preserve"> In this test case, we’ll choose “Nokia lumia 1520” to be already added.</w:t>
-      </w:r>
-    </w:p>
-    <w:p>
-      <w:pPr>
+        <w:t xml:space="preserve"> In this test case, we’ll choose “Nokia </w:t>
+      </w:r>
+      <w:proofErr w:type="spellStart"/>
+      <w:r>
+        <w:rPr>
+          <w:rStyle w:val="Emphasis"/>
+          <w:i w:val="0"/>
+          <w:iCs w:val="0"/>
+        </w:rPr>
+        <w:t>lumia</w:t>
+      </w:r>
+      <w:proofErr w:type="spellEnd"/>
+      <w:r>
+        <w:rPr>
+          <w:rStyle w:val="Emphasis"/>
+          <w:i w:val="0"/>
+          <w:iCs w:val="0"/>
+        </w:rPr>
+        <w:t xml:space="preserve"> 1520” to be already added.</w:t>
+      </w:r>
+    </w:p>
+    <w:p>
+      <w:pPr>
+        <w:jc w:val="both"/>
         <w:rPr>
           <w:rStyle w:val="Emphasis"/>
           <w:i w:val="0"/>
@@ -2304,6 +2475,7 @@
           <w:ilvl w:val="0"/>
           <w:numId w:val="8"/>
         </w:numPr>
+        <w:jc w:val="both"/>
         <w:rPr>
           <w:rStyle w:val="Emphasis"/>
           <w:i w:val="0"/>
@@ -2334,19 +2506,38 @@
           <w:ilvl w:val="0"/>
           <w:numId w:val="8"/>
         </w:numPr>
-        <w:rPr>
-          <w:rStyle w:val="Emphasis"/>
-          <w:i w:val="0"/>
-          <w:iCs w:val="0"/>
-        </w:rPr>
-      </w:pPr>
-      <w:r>
-        <w:rPr>
-          <w:rStyle w:val="Emphasis"/>
-          <w:i w:val="0"/>
-          <w:iCs w:val="0"/>
-        </w:rPr>
-        <w:t>Identify the row corresponding to the “Nokia lumia 1520</w:t>
+        <w:jc w:val="both"/>
+        <w:rPr>
+          <w:rStyle w:val="Emphasis"/>
+          <w:i w:val="0"/>
+          <w:iCs w:val="0"/>
+        </w:rPr>
+      </w:pPr>
+      <w:r>
+        <w:rPr>
+          <w:rStyle w:val="Emphasis"/>
+          <w:i w:val="0"/>
+          <w:iCs w:val="0"/>
+        </w:rPr>
+        <w:t xml:space="preserve">Identify the row corresponding to the “Nokia </w:t>
+      </w:r>
+      <w:proofErr w:type="spellStart"/>
+      <w:r>
+        <w:rPr>
+          <w:rStyle w:val="Emphasis"/>
+          <w:i w:val="0"/>
+          <w:iCs w:val="0"/>
+        </w:rPr>
+        <w:t>lumia</w:t>
+      </w:r>
+      <w:proofErr w:type="spellEnd"/>
+      <w:r>
+        <w:rPr>
+          <w:rStyle w:val="Emphasis"/>
+          <w:i w:val="0"/>
+          <w:iCs w:val="0"/>
+        </w:rPr>
+        <w:t xml:space="preserve"> 1520</w:t>
       </w:r>
       <w:r>
         <w:rPr>
@@ -2364,6 +2555,7 @@
           <w:ilvl w:val="0"/>
           <w:numId w:val="8"/>
         </w:numPr>
+        <w:jc w:val="both"/>
         <w:rPr>
           <w:rStyle w:val="Emphasis"/>
           <w:i w:val="0"/>
@@ -2381,6 +2573,7 @@
     </w:p>
     <w:p>
       <w:pPr>
+        <w:jc w:val="both"/>
         <w:rPr>
           <w:rStyle w:val="Emphasis"/>
           <w:i w:val="0"/>
@@ -2432,17 +2625,2397 @@
     </w:p>
     <w:p>
       <w:pPr>
-        <w:jc w:val="both"/>
-        <w:rPr>
-          <w:rStyle w:val="Emphasis"/>
-          <w:i w:val="0"/>
-          <w:iCs w:val="0"/>
-        </w:rPr>
-      </w:pPr>
-    </w:p>
-    <w:p/>
-    <w:p/>
+        <w:pStyle w:val="Heading1"/>
+        <w:jc w:val="both"/>
+      </w:pPr>
+      <w:r>
+        <w:t>Website #</w:t>
+      </w:r>
+      <w:r>
+        <w:t>2</w:t>
+      </w:r>
+      <w:r>
+        <w:t xml:space="preserve"> – </w:t>
+      </w:r>
+      <w:r>
+        <w:t>Imgur.com</w:t>
+      </w:r>
+    </w:p>
+    <w:p>
+      <w:pPr>
+        <w:jc w:val="both"/>
+      </w:pPr>
+      <w:proofErr w:type="spellStart"/>
+      <w:r>
+        <w:t>Imgur</w:t>
+      </w:r>
+      <w:proofErr w:type="spellEnd"/>
+      <w:r>
+        <w:t xml:space="preserve"> is an online image hosting, sharing and community platform founded in 2009.</w:t>
+      </w:r>
+      <w:r>
+        <w:t xml:space="preserve"> </w:t>
+      </w:r>
+      <w:r>
+        <w:t>Beyond basic hosting, it functions as its own social media-style community where users can browse public galleries, post comments, and upvote content</w:t>
+      </w:r>
+      <w:r>
+        <w:t>.</w:t>
+      </w:r>
+    </w:p>
+    <w:p>
+      <w:pPr>
+        <w:pStyle w:val="Heading2"/>
+        <w:jc w:val="both"/>
+      </w:pPr>
+      <w:r>
+        <w:t>Bug reports</w:t>
+      </w:r>
+    </w:p>
+    <w:p>
+      <w:pPr>
+        <w:jc w:val="both"/>
+        <w:rPr>
+          <w:rStyle w:val="Emphasis"/>
+          <w:sz w:val="28"/>
+          <w:szCs w:val="28"/>
+          <w:u w:val="single"/>
+        </w:rPr>
+      </w:pPr>
+      <w:r>
+        <w:rPr>
+          <w:rStyle w:val="Emphasis"/>
+          <w:sz w:val="28"/>
+          <w:szCs w:val="28"/>
+          <w:u w:val="single"/>
+        </w:rPr>
+        <w:t xml:space="preserve">Bug report #1: </w:t>
+      </w:r>
+      <w:r>
+        <w:rPr>
+          <w:rStyle w:val="Emphasis"/>
+          <w:sz w:val="28"/>
+          <w:szCs w:val="28"/>
+          <w:u w:val="single"/>
+        </w:rPr>
+        <w:t xml:space="preserve">Homepage footer </w:t>
+      </w:r>
+      <w:r>
+        <w:rPr>
+          <w:rStyle w:val="Emphasis"/>
+          <w:sz w:val="28"/>
+          <w:szCs w:val="28"/>
+          <w:u w:val="single"/>
+        </w:rPr>
+        <w:t>disappears when scrolling and reappears only at the top of the page</w:t>
+      </w:r>
+    </w:p>
+    <w:p>
+      <w:pPr>
+        <w:jc w:val="both"/>
+        <w:rPr>
+          <w:rStyle w:val="Emphasis"/>
+          <w:i w:val="0"/>
+          <w:iCs w:val="0"/>
+        </w:rPr>
+      </w:pPr>
+      <w:r>
+        <w:rPr>
+          <w:rStyle w:val="Emphasis"/>
+          <w:b/>
+          <w:bCs/>
+          <w:i w:val="0"/>
+          <w:iCs w:val="0"/>
+        </w:rPr>
+        <w:t xml:space="preserve">Summary: </w:t>
+      </w:r>
+      <w:r>
+        <w:rPr>
+          <w:rStyle w:val="Emphasis"/>
+          <w:i w:val="0"/>
+          <w:iCs w:val="0"/>
+        </w:rPr>
+        <w:t xml:space="preserve">The footer on the homepage disappears after scrolling down and reappears only after returning to the top. </w:t>
+      </w:r>
+      <w:r>
+        <w:rPr>
+          <w:rStyle w:val="Emphasis"/>
+          <w:i w:val="0"/>
+          <w:iCs w:val="0"/>
+        </w:rPr>
+        <w:t xml:space="preserve">It should appear right after the user </w:t>
+      </w:r>
+      <w:proofErr w:type="gramStart"/>
+      <w:r>
+        <w:rPr>
+          <w:rStyle w:val="Emphasis"/>
+          <w:i w:val="0"/>
+          <w:iCs w:val="0"/>
+        </w:rPr>
+        <w:t>is starting</w:t>
+      </w:r>
+      <w:proofErr w:type="gramEnd"/>
+      <w:r>
+        <w:rPr>
+          <w:rStyle w:val="Emphasis"/>
+          <w:i w:val="0"/>
+          <w:iCs w:val="0"/>
+        </w:rPr>
+        <w:t xml:space="preserve"> to scroll up again.</w:t>
+      </w:r>
+    </w:p>
+    <w:p>
+      <w:pPr>
+        <w:jc w:val="both"/>
+        <w:rPr>
+          <w:rStyle w:val="Emphasis"/>
+          <w:i w:val="0"/>
+          <w:iCs w:val="0"/>
+        </w:rPr>
+      </w:pPr>
+      <w:r>
+        <w:rPr>
+          <w:rStyle w:val="Emphasis"/>
+          <w:b/>
+          <w:bCs/>
+          <w:i w:val="0"/>
+          <w:iCs w:val="0"/>
+        </w:rPr>
+        <w:t>Steps to reproduce:</w:t>
+      </w:r>
+    </w:p>
+    <w:p>
+      <w:pPr>
+        <w:pStyle w:val="ListParagraph"/>
+        <w:numPr>
+          <w:ilvl w:val="0"/>
+          <w:numId w:val="9"/>
+        </w:numPr>
+        <w:jc w:val="both"/>
+        <w:rPr>
+          <w:rStyle w:val="Emphasis"/>
+          <w:i w:val="0"/>
+          <w:iCs w:val="0"/>
+        </w:rPr>
+      </w:pPr>
+      <w:r>
+        <w:rPr>
+          <w:rStyle w:val="Emphasis"/>
+          <w:i w:val="0"/>
+          <w:iCs w:val="0"/>
+        </w:rPr>
+        <w:t>Open the website and head to the home page</w:t>
+      </w:r>
+      <w:r>
+        <w:rPr>
+          <w:rStyle w:val="Emphasis"/>
+          <w:i w:val="0"/>
+          <w:iCs w:val="0"/>
+        </w:rPr>
+        <w:t>.</w:t>
+      </w:r>
+    </w:p>
+    <w:p>
+      <w:pPr>
+        <w:pStyle w:val="ListParagraph"/>
+        <w:numPr>
+          <w:ilvl w:val="0"/>
+          <w:numId w:val="9"/>
+        </w:numPr>
+        <w:jc w:val="both"/>
+        <w:rPr>
+          <w:rStyle w:val="Emphasis"/>
+          <w:i w:val="0"/>
+          <w:iCs w:val="0"/>
+        </w:rPr>
+      </w:pPr>
+      <w:r>
+        <w:rPr>
+          <w:rStyle w:val="Emphasis"/>
+          <w:i w:val="0"/>
+          <w:iCs w:val="0"/>
+        </w:rPr>
+        <w:t>Wait for the homepage to load and locate the footer.</w:t>
+      </w:r>
+    </w:p>
+    <w:p>
+      <w:pPr>
+        <w:pStyle w:val="ListParagraph"/>
+        <w:numPr>
+          <w:ilvl w:val="0"/>
+          <w:numId w:val="9"/>
+        </w:numPr>
+        <w:jc w:val="both"/>
+        <w:rPr>
+          <w:rStyle w:val="Emphasis"/>
+          <w:i w:val="0"/>
+          <w:iCs w:val="0"/>
+        </w:rPr>
+      </w:pPr>
+      <w:r>
+        <w:rPr>
+          <w:rStyle w:val="Emphasis"/>
+          <w:i w:val="0"/>
+          <w:iCs w:val="0"/>
+          <w:color w:val="000000" w:themeColor="text1"/>
+        </w:rPr>
+        <w:t>Scroll down until the footer disappears.</w:t>
+      </w:r>
+    </w:p>
+    <w:p>
+      <w:pPr>
+        <w:pStyle w:val="ListParagraph"/>
+        <w:numPr>
+          <w:ilvl w:val="0"/>
+          <w:numId w:val="9"/>
+        </w:numPr>
+        <w:jc w:val="both"/>
+        <w:rPr>
+          <w:rStyle w:val="Emphasis"/>
+          <w:i w:val="0"/>
+          <w:iCs w:val="0"/>
+        </w:rPr>
+      </w:pPr>
+      <w:r>
+        <w:rPr>
+          <w:rStyle w:val="Emphasis"/>
+          <w:i w:val="0"/>
+          <w:iCs w:val="0"/>
+        </w:rPr>
+        <w:lastRenderedPageBreak/>
+        <w:t>Scroll partially upward without reaching the top.</w:t>
+      </w:r>
+    </w:p>
+    <w:p>
+      <w:pPr>
+        <w:pStyle w:val="ListParagraph"/>
+        <w:numPr>
+          <w:ilvl w:val="0"/>
+          <w:numId w:val="9"/>
+        </w:numPr>
+        <w:jc w:val="both"/>
+        <w:rPr>
+          <w:rStyle w:val="Emphasis"/>
+          <w:i w:val="0"/>
+          <w:iCs w:val="0"/>
+        </w:rPr>
+      </w:pPr>
+      <w:r>
+        <w:rPr>
+          <w:rStyle w:val="Emphasis"/>
+          <w:i w:val="0"/>
+          <w:iCs w:val="0"/>
+        </w:rPr>
+        <w:t>Check whether the footer is visible</w:t>
+      </w:r>
+      <w:r>
+        <w:rPr>
+          <w:rStyle w:val="Emphasis"/>
+          <w:i w:val="0"/>
+          <w:iCs w:val="0"/>
+        </w:rPr>
+        <w:t>.</w:t>
+      </w:r>
+    </w:p>
+    <w:p>
+      <w:pPr>
+        <w:pStyle w:val="ListParagraph"/>
+        <w:numPr>
+          <w:ilvl w:val="0"/>
+          <w:numId w:val="9"/>
+        </w:numPr>
+        <w:jc w:val="both"/>
+        <w:rPr>
+          <w:rStyle w:val="Emphasis"/>
+          <w:i w:val="0"/>
+          <w:iCs w:val="0"/>
+        </w:rPr>
+      </w:pPr>
+      <w:r>
+        <w:rPr>
+          <w:rStyle w:val="Emphasis"/>
+          <w:i w:val="0"/>
+          <w:iCs w:val="0"/>
+          <w:color w:val="000000" w:themeColor="text1"/>
+        </w:rPr>
+        <w:t>Return to the top and check again.</w:t>
+      </w:r>
+    </w:p>
+    <w:p>
+      <w:pPr>
+        <w:jc w:val="both"/>
+        <w:rPr>
+          <w:rStyle w:val="Emphasis"/>
+          <w:i w:val="0"/>
+          <w:iCs w:val="0"/>
+        </w:rPr>
+      </w:pPr>
+      <w:r>
+        <w:rPr>
+          <w:rStyle w:val="Emphasis"/>
+          <w:b/>
+          <w:bCs/>
+          <w:i w:val="0"/>
+          <w:iCs w:val="0"/>
+        </w:rPr>
+        <w:t>Expected result</w:t>
+      </w:r>
+      <w:r>
+        <w:rPr>
+          <w:rStyle w:val="Emphasis"/>
+          <w:i w:val="0"/>
+          <w:iCs w:val="0"/>
+        </w:rPr>
+        <w:t xml:space="preserve">: The </w:t>
+      </w:r>
+      <w:r>
+        <w:rPr>
+          <w:rStyle w:val="Emphasis"/>
+          <w:i w:val="0"/>
+          <w:iCs w:val="0"/>
+        </w:rPr>
+        <w:t xml:space="preserve">footer </w:t>
+      </w:r>
+      <w:r>
+        <w:rPr>
+          <w:rStyle w:val="Emphasis"/>
+          <w:i w:val="0"/>
+          <w:iCs w:val="0"/>
+        </w:rPr>
+        <w:t>should remain accessible while scrolling</w:t>
+      </w:r>
+      <w:r>
+        <w:rPr>
+          <w:rStyle w:val="Emphasis"/>
+          <w:i w:val="0"/>
+          <w:iCs w:val="0"/>
+        </w:rPr>
+        <w:t xml:space="preserve"> or should appear again when the user is starting to scroll up.</w:t>
+      </w:r>
+    </w:p>
+    <w:p>
+      <w:pPr>
+        <w:jc w:val="both"/>
+        <w:rPr>
+          <w:rStyle w:val="Emphasis"/>
+          <w:i w:val="0"/>
+          <w:iCs w:val="0"/>
+        </w:rPr>
+      </w:pPr>
+      <w:r>
+        <w:rPr>
+          <w:rStyle w:val="Emphasis"/>
+          <w:b/>
+          <w:bCs/>
+          <w:i w:val="0"/>
+          <w:iCs w:val="0"/>
+        </w:rPr>
+        <w:t xml:space="preserve">Actual result: </w:t>
+      </w:r>
+      <w:r>
+        <w:rPr>
+          <w:rStyle w:val="Emphasis"/>
+          <w:i w:val="0"/>
+          <w:iCs w:val="0"/>
+        </w:rPr>
+        <w:t>The footer disappears when scrolling down and reappears only after returning to the top of the page.</w:t>
+      </w:r>
+    </w:p>
+    <w:p>
+      <w:pPr>
+        <w:jc w:val="both"/>
+        <w:rPr>
+          <w:rStyle w:val="Emphasis"/>
+          <w:i w:val="0"/>
+          <w:iCs w:val="0"/>
+        </w:rPr>
+      </w:pPr>
+      <w:r>
+        <w:rPr>
+          <w:rStyle w:val="Emphasis"/>
+          <w:b/>
+          <w:bCs/>
+          <w:i w:val="0"/>
+          <w:iCs w:val="0"/>
+        </w:rPr>
+        <w:t xml:space="preserve">Severity: </w:t>
+      </w:r>
+      <w:r>
+        <w:rPr>
+          <w:rStyle w:val="Emphasis"/>
+          <w:i w:val="0"/>
+          <w:iCs w:val="0"/>
+        </w:rPr>
+        <w:t>Low impact</w:t>
+      </w:r>
+    </w:p>
+    <w:p>
+      <w:pPr>
+        <w:jc w:val="both"/>
+        <w:rPr>
+          <w:rStyle w:val="Emphasis"/>
+          <w:i w:val="0"/>
+          <w:iCs w:val="0"/>
+        </w:rPr>
+      </w:pPr>
+      <w:r>
+        <w:rPr>
+          <w:rStyle w:val="Emphasis"/>
+          <w:b/>
+          <w:bCs/>
+          <w:i w:val="0"/>
+          <w:iCs w:val="0"/>
+        </w:rPr>
+        <w:t xml:space="preserve">Evidence: </w:t>
+      </w:r>
+      <w:r>
+        <w:rPr>
+          <w:rStyle w:val="Emphasis"/>
+          <w:i w:val="0"/>
+          <w:iCs w:val="0"/>
+        </w:rPr>
+        <w:t xml:space="preserve">Attached is a </w:t>
+      </w:r>
+      <w:r>
+        <w:rPr>
+          <w:rStyle w:val="Emphasis"/>
+          <w:i w:val="0"/>
+          <w:iCs w:val="0"/>
+        </w:rPr>
+        <w:t>screen recording video</w:t>
+      </w:r>
+      <w:r>
+        <w:rPr>
+          <w:rStyle w:val="Emphasis"/>
+          <w:i w:val="0"/>
+          <w:iCs w:val="0"/>
+        </w:rPr>
+        <w:t xml:space="preserve"> showing the </w:t>
+      </w:r>
+      <w:r>
+        <w:rPr>
+          <w:rStyle w:val="Emphasis"/>
+          <w:i w:val="0"/>
+          <w:iCs w:val="0"/>
+        </w:rPr>
+        <w:t>footer disappear</w:t>
+      </w:r>
+      <w:r>
+        <w:rPr>
+          <w:rStyle w:val="Emphasis"/>
+          <w:i w:val="0"/>
+          <w:iCs w:val="0"/>
+        </w:rPr>
+        <w:t>.</w:t>
+      </w:r>
+      <w:r>
+        <w:rPr>
+          <w:rStyle w:val="Emphasis"/>
+          <w:i w:val="0"/>
+          <w:iCs w:val="0"/>
+        </w:rPr>
+        <w:t xml:space="preserve"> </w:t>
+      </w:r>
+    </w:p>
+    <w:p>
+      <w:pPr>
+        <w:jc w:val="both"/>
+        <w:rPr>
+          <w:rStyle w:val="Emphasis"/>
+          <w:sz w:val="28"/>
+          <w:szCs w:val="28"/>
+          <w:u w:val="single"/>
+        </w:rPr>
+      </w:pPr>
+      <w:r>
+        <w:rPr>
+          <w:rStyle w:val="Emphasis"/>
+          <w:sz w:val="28"/>
+          <w:szCs w:val="28"/>
+          <w:u w:val="single"/>
+        </w:rPr>
+        <w:object w:dxaOrig="1508" w:dyaOrig="984" w14:anchorId="23DC5B86">
+          <v:shapetype id="_x0000_t75" coordsize="21600,21600" o:spt="75" o:preferrelative="t" path="m@4@5l@4@11@9@11@9@5xe" filled="f" stroked="f">
+            <v:stroke joinstyle="miter"/>
+            <v:formulas>
+              <v:f eqn="if lineDrawn pixelLineWidth 0"/>
+              <v:f eqn="sum @0 1 0"/>
+              <v:f eqn="sum 0 0 @1"/>
+              <v:f eqn="prod @2 1 2"/>
+              <v:f eqn="prod @3 21600 pixelWidth"/>
+              <v:f eqn="prod @3 21600 pixelHeight"/>
+              <v:f eqn="sum @0 0 1"/>
+              <v:f eqn="prod @6 1 2"/>
+              <v:f eqn="prod @7 21600 pixelWidth"/>
+              <v:f eqn="sum @8 21600 0"/>
+              <v:f eqn="prod @7 21600 pixelHeight"/>
+              <v:f eqn="sum @10 21600 0"/>
+            </v:formulas>
+            <v:path o:extrusionok="f" gradientshapeok="t" o:connecttype="rect"/>
+            <o:lock v:ext="edit" aspectratio="t"/>
+          </v:shapetype>
+          <v:shape id="_x0000_i1029" type="#_x0000_t75" style="width:75.5pt;height:49pt" o:ole="">
+            <v:imagedata r:id="rId14" o:title=""/>
+          </v:shape>
+          <o:OLEObject Type="Embed" ProgID="Package" ShapeID="_x0000_i1029" DrawAspect="Icon" ObjectID="_1853000277" r:id="rId15"/>
+        </w:object>
+      </w:r>
+    </w:p>
+    <w:p>
+      <w:pPr>
+        <w:jc w:val="both"/>
+        <w:rPr>
+          <w:rStyle w:val="Emphasis"/>
+          <w:sz w:val="28"/>
+          <w:szCs w:val="28"/>
+          <w:u w:val="single"/>
+        </w:rPr>
+      </w:pPr>
+    </w:p>
+    <w:p>
+      <w:pPr>
+        <w:jc w:val="both"/>
+        <w:rPr>
+          <w:rStyle w:val="Emphasis"/>
+          <w:sz w:val="28"/>
+          <w:szCs w:val="28"/>
+          <w:u w:val="single"/>
+        </w:rPr>
+      </w:pPr>
+      <w:r>
+        <w:rPr>
+          <w:rStyle w:val="Emphasis"/>
+          <w:sz w:val="28"/>
+          <w:szCs w:val="28"/>
+          <w:u w:val="single"/>
+        </w:rPr>
+        <w:t>Bug report #</w:t>
+      </w:r>
+      <w:r>
+        <w:rPr>
+          <w:rStyle w:val="Emphasis"/>
+          <w:sz w:val="28"/>
+          <w:szCs w:val="28"/>
+          <w:u w:val="single"/>
+        </w:rPr>
+        <w:t>2</w:t>
+      </w:r>
+      <w:r>
+        <w:rPr>
+          <w:rStyle w:val="Emphasis"/>
+          <w:sz w:val="28"/>
+          <w:szCs w:val="28"/>
+          <w:u w:val="single"/>
+        </w:rPr>
+        <w:t xml:space="preserve">: </w:t>
+      </w:r>
+      <w:r>
+        <w:rPr>
+          <w:rStyle w:val="Emphasis"/>
+          <w:sz w:val="28"/>
+          <w:szCs w:val="28"/>
+          <w:u w:val="single"/>
+        </w:rPr>
+        <w:t>Deleting a post leaves a blank image area</w:t>
+      </w:r>
+      <w:r>
+        <w:rPr>
+          <w:rStyle w:val="Emphasis"/>
+          <w:sz w:val="28"/>
+          <w:szCs w:val="28"/>
+          <w:u w:val="single"/>
+        </w:rPr>
+        <w:t xml:space="preserve"> and requires a manual refresh</w:t>
+      </w:r>
+    </w:p>
+    <w:p>
+      <w:pPr>
+        <w:jc w:val="both"/>
+        <w:rPr>
+          <w:rStyle w:val="Emphasis"/>
+          <w:i w:val="0"/>
+          <w:iCs w:val="0"/>
+        </w:rPr>
+      </w:pPr>
+      <w:r>
+        <w:rPr>
+          <w:rStyle w:val="Emphasis"/>
+          <w:b/>
+          <w:bCs/>
+          <w:i w:val="0"/>
+          <w:iCs w:val="0"/>
+        </w:rPr>
+        <w:t>Summary:</w:t>
+      </w:r>
+      <w:r>
+        <w:rPr>
+          <w:rStyle w:val="Emphasis"/>
+          <w:b/>
+          <w:bCs/>
+          <w:i w:val="0"/>
+          <w:iCs w:val="0"/>
+        </w:rPr>
+        <w:t xml:space="preserve"> </w:t>
+      </w:r>
+      <w:r>
+        <w:rPr>
+          <w:rStyle w:val="Emphasis"/>
+          <w:i w:val="0"/>
+          <w:iCs w:val="0"/>
+        </w:rPr>
+        <w:t>After deleting a post, the site displays a “Post deleted” confirmation banner, but the page remai</w:t>
+      </w:r>
+      <w:r>
+        <w:rPr>
+          <w:rStyle w:val="Emphasis"/>
+          <w:i w:val="0"/>
+          <w:iCs w:val="0"/>
+        </w:rPr>
+        <w:t>ns in an empty state with a blank image area instead of automatically updating the view.</w:t>
+      </w:r>
+    </w:p>
+    <w:p>
+      <w:pPr>
+        <w:jc w:val="both"/>
+        <w:rPr>
+          <w:rStyle w:val="Emphasis"/>
+          <w:i w:val="0"/>
+          <w:iCs w:val="0"/>
+        </w:rPr>
+      </w:pPr>
+      <w:r>
+        <w:rPr>
+          <w:rStyle w:val="Emphasis"/>
+          <w:b/>
+          <w:bCs/>
+          <w:i w:val="0"/>
+          <w:iCs w:val="0"/>
+        </w:rPr>
+        <w:t>Steps to reproduce:</w:t>
+      </w:r>
+    </w:p>
+    <w:p>
+      <w:pPr>
+        <w:pStyle w:val="ListParagraph"/>
+        <w:numPr>
+          <w:ilvl w:val="0"/>
+          <w:numId w:val="10"/>
+        </w:numPr>
+        <w:jc w:val="both"/>
+        <w:rPr>
+          <w:rStyle w:val="Emphasis"/>
+          <w:i w:val="0"/>
+          <w:iCs w:val="0"/>
+        </w:rPr>
+      </w:pPr>
+      <w:r>
+        <w:rPr>
+          <w:rStyle w:val="Emphasis"/>
+          <w:i w:val="0"/>
+          <w:iCs w:val="0"/>
+        </w:rPr>
+        <w:t>Open the website and head to the home page.</w:t>
+      </w:r>
+    </w:p>
+    <w:p>
+      <w:pPr>
+        <w:pStyle w:val="ListParagraph"/>
+        <w:numPr>
+          <w:ilvl w:val="0"/>
+          <w:numId w:val="10"/>
+        </w:numPr>
+        <w:jc w:val="both"/>
+        <w:rPr>
+          <w:rStyle w:val="Emphasis"/>
+          <w:i w:val="0"/>
+          <w:iCs w:val="0"/>
+        </w:rPr>
+      </w:pPr>
+      <w:r>
+        <w:rPr>
+          <w:rStyle w:val="Emphasis"/>
+          <w:i w:val="0"/>
+          <w:iCs w:val="0"/>
+        </w:rPr>
+        <w:t>Log in to the platform</w:t>
+      </w:r>
+      <w:r>
+        <w:rPr>
+          <w:rStyle w:val="Emphasis"/>
+          <w:i w:val="0"/>
+          <w:iCs w:val="0"/>
+        </w:rPr>
+        <w:t>.</w:t>
+      </w:r>
+    </w:p>
+    <w:p>
+      <w:pPr>
+        <w:pStyle w:val="ListParagraph"/>
+        <w:numPr>
+          <w:ilvl w:val="0"/>
+          <w:numId w:val="10"/>
+        </w:numPr>
+        <w:jc w:val="both"/>
+        <w:rPr>
+          <w:rStyle w:val="Emphasis"/>
+          <w:i w:val="0"/>
+          <w:iCs w:val="0"/>
+        </w:rPr>
+      </w:pPr>
+      <w:r>
+        <w:rPr>
+          <w:rStyle w:val="Emphasis"/>
+          <w:i w:val="0"/>
+          <w:iCs w:val="0"/>
+          <w:color w:val="000000" w:themeColor="text1"/>
+        </w:rPr>
+        <w:t xml:space="preserve">Prepare a valid JPG image named </w:t>
+      </w:r>
+      <w:r>
+        <w:rPr>
+          <w:rStyle w:val="Emphasis"/>
+          <w:b/>
+          <w:bCs/>
+          <w:i w:val="0"/>
+          <w:iCs w:val="0"/>
+          <w:color w:val="000000" w:themeColor="text1"/>
+        </w:rPr>
+        <w:t>Image #1.jpg</w:t>
+      </w:r>
+      <w:r>
+        <w:rPr>
+          <w:rStyle w:val="Emphasis"/>
+          <w:i w:val="0"/>
+          <w:iCs w:val="0"/>
+          <w:color w:val="000000" w:themeColor="text1"/>
+        </w:rPr>
+        <w:t>.</w:t>
+      </w:r>
+    </w:p>
+    <w:p>
+      <w:pPr>
+        <w:pStyle w:val="ListParagraph"/>
+        <w:numPr>
+          <w:ilvl w:val="0"/>
+          <w:numId w:val="10"/>
+        </w:numPr>
+        <w:jc w:val="both"/>
+        <w:rPr>
+          <w:rStyle w:val="Emphasis"/>
+          <w:i w:val="0"/>
+          <w:iCs w:val="0"/>
+        </w:rPr>
+      </w:pPr>
+      <w:r>
+        <w:rPr>
+          <w:rStyle w:val="Emphasis"/>
+          <w:i w:val="0"/>
+          <w:iCs w:val="0"/>
+        </w:rPr>
+        <w:t>Select “New post” and upload the image</w:t>
+      </w:r>
+      <w:r>
+        <w:rPr>
+          <w:rStyle w:val="Emphasis"/>
+          <w:i w:val="0"/>
+          <w:iCs w:val="0"/>
+        </w:rPr>
+        <w:t>.</w:t>
+      </w:r>
+    </w:p>
+    <w:p>
+      <w:pPr>
+        <w:pStyle w:val="ListParagraph"/>
+        <w:numPr>
+          <w:ilvl w:val="0"/>
+          <w:numId w:val="10"/>
+        </w:numPr>
+        <w:jc w:val="both"/>
+        <w:rPr>
+          <w:rStyle w:val="Emphasis"/>
+          <w:i w:val="0"/>
+          <w:iCs w:val="0"/>
+        </w:rPr>
+      </w:pPr>
+      <w:r>
+        <w:rPr>
+          <w:rStyle w:val="Emphasis"/>
+          <w:i w:val="0"/>
+          <w:iCs w:val="0"/>
+          <w:color w:val="000000" w:themeColor="text1"/>
+        </w:rPr>
+        <w:t>Delete the post.</w:t>
+      </w:r>
+    </w:p>
+    <w:p>
+      <w:pPr>
+        <w:pStyle w:val="ListParagraph"/>
+        <w:numPr>
+          <w:ilvl w:val="0"/>
+          <w:numId w:val="10"/>
+        </w:numPr>
+        <w:jc w:val="both"/>
+        <w:rPr>
+          <w:rStyle w:val="Emphasis"/>
+          <w:i w:val="0"/>
+          <w:iCs w:val="0"/>
+        </w:rPr>
+      </w:pPr>
+      <w:r>
+        <w:rPr>
+          <w:rStyle w:val="Emphasis"/>
+          <w:i w:val="0"/>
+          <w:iCs w:val="0"/>
+          <w:color w:val="000000" w:themeColor="text1"/>
+        </w:rPr>
+        <w:t>Observe the page without refreshing it.</w:t>
+      </w:r>
+    </w:p>
+    <w:p>
+      <w:pPr>
+        <w:jc w:val="both"/>
+        <w:rPr>
+          <w:rStyle w:val="Emphasis"/>
+          <w:i w:val="0"/>
+          <w:iCs w:val="0"/>
+        </w:rPr>
+      </w:pPr>
+      <w:r>
+        <w:rPr>
+          <w:rStyle w:val="Emphasis"/>
+          <w:b/>
+          <w:bCs/>
+          <w:i w:val="0"/>
+          <w:iCs w:val="0"/>
+        </w:rPr>
+        <w:t>Expected result</w:t>
+      </w:r>
+      <w:r>
+        <w:rPr>
+          <w:rStyle w:val="Emphasis"/>
+          <w:i w:val="0"/>
+          <w:iCs w:val="0"/>
+        </w:rPr>
+        <w:t xml:space="preserve">: </w:t>
+      </w:r>
+      <w:r>
+        <w:rPr>
+          <w:rStyle w:val="Emphasis"/>
+          <w:i w:val="0"/>
+          <w:iCs w:val="0"/>
+        </w:rPr>
+        <w:t>After successful deletion, the page should automatically redirect the user back to the profile, or to the home page.</w:t>
+      </w:r>
+    </w:p>
+    <w:p>
+      <w:pPr>
+        <w:jc w:val="both"/>
+        <w:rPr>
+          <w:rStyle w:val="Emphasis"/>
+          <w:i w:val="0"/>
+          <w:iCs w:val="0"/>
+        </w:rPr>
+      </w:pPr>
+      <w:r>
+        <w:rPr>
+          <w:rStyle w:val="Emphasis"/>
+          <w:b/>
+          <w:bCs/>
+          <w:i w:val="0"/>
+          <w:iCs w:val="0"/>
+        </w:rPr>
+        <w:t xml:space="preserve">Actual result: </w:t>
+      </w:r>
+      <w:r>
+        <w:rPr>
+          <w:rStyle w:val="Emphasis"/>
+          <w:i w:val="0"/>
+          <w:iCs w:val="0"/>
+        </w:rPr>
+        <w:t xml:space="preserve">The “Post deleted” banner appears, but the image area becomes </w:t>
+      </w:r>
+      <w:proofErr w:type="gramStart"/>
+      <w:r>
+        <w:rPr>
+          <w:rStyle w:val="Emphasis"/>
+          <w:i w:val="0"/>
+          <w:iCs w:val="0"/>
+        </w:rPr>
+        <w:t>blank</w:t>
+      </w:r>
+      <w:proofErr w:type="gramEnd"/>
+      <w:r>
+        <w:rPr>
+          <w:rStyle w:val="Emphasis"/>
+          <w:i w:val="0"/>
+          <w:iCs w:val="0"/>
+        </w:rPr>
+        <w:t xml:space="preserve"> and the page remains on the deleted post. The user must manually refresh the page.</w:t>
+      </w:r>
+    </w:p>
+    <w:p>
+      <w:pPr>
+        <w:jc w:val="both"/>
+        <w:rPr>
+          <w:rStyle w:val="Emphasis"/>
+          <w:i w:val="0"/>
+          <w:iCs w:val="0"/>
+        </w:rPr>
+      </w:pPr>
+      <w:r>
+        <w:rPr>
+          <w:rStyle w:val="Emphasis"/>
+          <w:b/>
+          <w:bCs/>
+          <w:i w:val="0"/>
+          <w:iCs w:val="0"/>
+        </w:rPr>
+        <w:t xml:space="preserve">Severity: </w:t>
+      </w:r>
+      <w:r>
+        <w:rPr>
+          <w:rStyle w:val="Emphasis"/>
+          <w:i w:val="0"/>
+          <w:iCs w:val="0"/>
+        </w:rPr>
+        <w:t>Low</w:t>
+      </w:r>
+      <w:r>
+        <w:rPr>
+          <w:rStyle w:val="Emphasis"/>
+          <w:i w:val="0"/>
+          <w:iCs w:val="0"/>
+        </w:rPr>
+        <w:t xml:space="preserve"> impact</w:t>
+      </w:r>
+    </w:p>
+    <w:p>
+      <w:pPr>
+        <w:jc w:val="both"/>
+        <w:rPr>
+          <w:rStyle w:val="Emphasis"/>
+          <w:i w:val="0"/>
+          <w:iCs w:val="0"/>
+        </w:rPr>
+      </w:pPr>
+      <w:r>
+        <w:rPr>
+          <w:rStyle w:val="Emphasis"/>
+          <w:b/>
+          <w:bCs/>
+          <w:i w:val="0"/>
+          <w:iCs w:val="0"/>
+        </w:rPr>
+        <w:lastRenderedPageBreak/>
+        <w:t xml:space="preserve">Evidence: </w:t>
+      </w:r>
+      <w:r>
+        <w:rPr>
+          <w:rStyle w:val="Emphasis"/>
+          <w:i w:val="0"/>
+          <w:iCs w:val="0"/>
+        </w:rPr>
+        <w:t xml:space="preserve">Attached is a </w:t>
+      </w:r>
+      <w:r>
+        <w:rPr>
+          <w:rStyle w:val="Emphasis"/>
+          <w:i w:val="0"/>
+          <w:iCs w:val="0"/>
+        </w:rPr>
+        <w:t>screenshot</w:t>
+      </w:r>
+      <w:r>
+        <w:rPr>
+          <w:rStyle w:val="Emphasis"/>
+          <w:i w:val="0"/>
+          <w:iCs w:val="0"/>
+        </w:rPr>
+        <w:t xml:space="preserve"> showing the </w:t>
+      </w:r>
+      <w:r>
+        <w:rPr>
+          <w:rStyle w:val="Emphasis"/>
+          <w:i w:val="0"/>
+          <w:iCs w:val="0"/>
+        </w:rPr>
+        <w:t>blank image spot</w:t>
+      </w:r>
+      <w:r>
+        <w:rPr>
+          <w:rStyle w:val="Emphasis"/>
+          <w:i w:val="0"/>
+          <w:iCs w:val="0"/>
+        </w:rPr>
+        <w:t>.</w:t>
+      </w:r>
+    </w:p>
+    <w:p>
+      <w:pPr>
+        <w:rPr>
+          <w:rStyle w:val="Emphasis"/>
+          <w:i w:val="0"/>
+          <w:iCs w:val="0"/>
+        </w:rPr>
+      </w:pPr>
+      <w:r>
+        <w:rPr>
+          <w:rStyle w:val="Emphasis"/>
+          <w:i w:val="0"/>
+          <w:iCs w:val="0"/>
+        </w:rPr>
+        <w:drawing>
+          <wp:inline distT="0" distB="0" distL="0" distR="0" wp14:anchorId="165F5246" wp14:editId="34F73868">
+            <wp:extent cx="4956461" cy="2273300"/>
+            <wp:effectExtent l="0" t="0" r="0" b="0"/>
+            <wp:docPr id="2119224431" name="Picture 1"/>
+            <wp:cNvGraphicFramePr>
+              <a:graphicFrameLocks xmlns:a="http://schemas.openxmlformats.org/drawingml/2006/main" noChangeAspect="1"/>
+            </wp:cNvGraphicFramePr>
+            <a:graphic xmlns:a="http://schemas.openxmlformats.org/drawingml/2006/main">
+              <a:graphicData uri="http://schemas.openxmlformats.org/drawingml/2006/picture">
+                <pic:pic xmlns:pic="http://schemas.openxmlformats.org/drawingml/2006/picture">
+                  <pic:nvPicPr>
+                    <pic:cNvPr id="2119224431" name=""/>
+                    <pic:cNvPicPr/>
+                  </pic:nvPicPr>
+                  <pic:blipFill>
+                    <a:blip r:embed="rId16"/>
+                    <a:stretch>
+                      <a:fillRect/>
+                    </a:stretch>
+                  </pic:blipFill>
+                  <pic:spPr>
+                    <a:xfrm>
+                      <a:off x="0" y="0"/>
+                      <a:ext cx="4957735" cy="2273884"/>
+                    </a:xfrm>
+                    <a:prstGeom prst="rect">
+                      <a:avLst/>
+                    </a:prstGeom>
+                  </pic:spPr>
+                </pic:pic>
+              </a:graphicData>
+            </a:graphic>
+          </wp:inline>
+        </w:drawing>
+      </w:r>
+    </w:p>
+    <w:p>
+      <w:pPr>
+        <w:rPr>
+          <w:rStyle w:val="Emphasis"/>
+          <w:i w:val="0"/>
+          <w:iCs w:val="0"/>
+        </w:rPr>
+      </w:pPr>
+    </w:p>
+    <w:p>
+      <w:pPr>
+        <w:jc w:val="both"/>
+        <w:rPr>
+          <w:rStyle w:val="Emphasis"/>
+          <w:sz w:val="28"/>
+          <w:szCs w:val="28"/>
+          <w:u w:val="single"/>
+        </w:rPr>
+      </w:pPr>
+      <w:r>
+        <w:rPr>
+          <w:rStyle w:val="Emphasis"/>
+          <w:sz w:val="28"/>
+          <w:szCs w:val="28"/>
+          <w:u w:val="single"/>
+        </w:rPr>
+        <w:t>Bug report #</w:t>
+      </w:r>
+      <w:r>
+        <w:rPr>
+          <w:rStyle w:val="Emphasis"/>
+          <w:sz w:val="28"/>
+          <w:szCs w:val="28"/>
+          <w:u w:val="single"/>
+        </w:rPr>
+        <w:t>3</w:t>
+      </w:r>
+      <w:r>
+        <w:rPr>
+          <w:rStyle w:val="Emphasis"/>
+          <w:sz w:val="28"/>
+          <w:szCs w:val="28"/>
+          <w:u w:val="single"/>
+        </w:rPr>
+        <w:t>:</w:t>
+      </w:r>
+      <w:r>
+        <w:rPr>
+          <w:rStyle w:val="Emphasis"/>
+          <w:sz w:val="28"/>
+          <w:szCs w:val="28"/>
+          <w:u w:val="single"/>
+        </w:rPr>
+        <w:t xml:space="preserve"> Search suggestion </w:t>
+      </w:r>
+      <w:r>
+        <w:rPr>
+          <w:rStyle w:val="Emphasis"/>
+          <w:sz w:val="28"/>
+          <w:szCs w:val="28"/>
+          <w:u w:val="single"/>
+        </w:rPr>
+        <w:t>extends</w:t>
+      </w:r>
+      <w:r>
+        <w:rPr>
+          <w:rStyle w:val="Emphasis"/>
+          <w:sz w:val="28"/>
+          <w:szCs w:val="28"/>
+          <w:u w:val="single"/>
+        </w:rPr>
+        <w:t xml:space="preserve"> beyond the viewport and cannot be scrolled</w:t>
+      </w:r>
+    </w:p>
+    <w:p>
+      <w:pPr>
+        <w:jc w:val="both"/>
+        <w:rPr>
+          <w:rStyle w:val="Emphasis"/>
+          <w:i w:val="0"/>
+          <w:iCs w:val="0"/>
+        </w:rPr>
+      </w:pPr>
+      <w:r>
+        <w:rPr>
+          <w:rStyle w:val="Emphasis"/>
+          <w:b/>
+          <w:bCs/>
+          <w:i w:val="0"/>
+          <w:iCs w:val="0"/>
+        </w:rPr>
+        <w:t xml:space="preserve">Summary: </w:t>
+      </w:r>
+      <w:r>
+        <w:rPr>
+          <w:rStyle w:val="Emphasis"/>
+          <w:i w:val="0"/>
+          <w:iCs w:val="0"/>
+        </w:rPr>
+        <w:t xml:space="preserve">When </w:t>
+      </w:r>
+      <w:r>
+        <w:rPr>
+          <w:rStyle w:val="Emphasis"/>
+          <w:i w:val="0"/>
+          <w:iCs w:val="0"/>
+        </w:rPr>
+        <w:t>using the search bar, the suggestion dropdown extends below the vi</w:t>
+      </w:r>
+      <w:r>
+        <w:rPr>
+          <w:rStyle w:val="Emphasis"/>
+          <w:i w:val="0"/>
+          <w:iCs w:val="0"/>
+        </w:rPr>
+        <w:t>sible browser are</w:t>
+      </w:r>
+      <w:r>
+        <w:rPr>
+          <w:rStyle w:val="Emphasis"/>
+          <w:i w:val="0"/>
+          <w:iCs w:val="0"/>
+        </w:rPr>
+        <w:t>.</w:t>
+      </w:r>
+    </w:p>
+    <w:p>
+      <w:pPr>
+        <w:jc w:val="both"/>
+        <w:rPr>
+          <w:rStyle w:val="Emphasis"/>
+          <w:i w:val="0"/>
+          <w:iCs w:val="0"/>
+        </w:rPr>
+      </w:pPr>
+      <w:r>
+        <w:rPr>
+          <w:rStyle w:val="Emphasis"/>
+          <w:b/>
+          <w:bCs/>
+          <w:i w:val="0"/>
+          <w:iCs w:val="0"/>
+        </w:rPr>
+        <w:t>Steps to reproduce:</w:t>
+      </w:r>
+    </w:p>
+    <w:p>
+      <w:pPr>
+        <w:pStyle w:val="ListParagraph"/>
+        <w:numPr>
+          <w:ilvl w:val="0"/>
+          <w:numId w:val="11"/>
+        </w:numPr>
+        <w:jc w:val="both"/>
+        <w:rPr>
+          <w:rStyle w:val="Emphasis"/>
+          <w:i w:val="0"/>
+          <w:iCs w:val="0"/>
+        </w:rPr>
+      </w:pPr>
+      <w:r>
+        <w:rPr>
+          <w:rStyle w:val="Emphasis"/>
+          <w:i w:val="0"/>
+          <w:iCs w:val="0"/>
+        </w:rPr>
+        <w:t>Open the website and head to the home page.</w:t>
+      </w:r>
+    </w:p>
+    <w:p>
+      <w:pPr>
+        <w:pStyle w:val="ListParagraph"/>
+        <w:numPr>
+          <w:ilvl w:val="0"/>
+          <w:numId w:val="11"/>
+        </w:numPr>
+        <w:jc w:val="both"/>
+        <w:rPr>
+          <w:rStyle w:val="Emphasis"/>
+          <w:i w:val="0"/>
+          <w:iCs w:val="0"/>
+        </w:rPr>
+      </w:pPr>
+      <w:r>
+        <w:rPr>
+          <w:rStyle w:val="Emphasis"/>
+          <w:i w:val="0"/>
+          <w:iCs w:val="0"/>
+          <w:color w:val="000000" w:themeColor="text1"/>
+        </w:rPr>
+        <w:t>Click the search field.</w:t>
+      </w:r>
+    </w:p>
+    <w:p>
+      <w:pPr>
+        <w:pStyle w:val="ListParagraph"/>
+        <w:numPr>
+          <w:ilvl w:val="0"/>
+          <w:numId w:val="11"/>
+        </w:numPr>
+        <w:jc w:val="both"/>
+        <w:rPr>
+          <w:rStyle w:val="Emphasis"/>
+          <w:i w:val="0"/>
+          <w:iCs w:val="0"/>
+        </w:rPr>
+      </w:pPr>
+      <w:r>
+        <w:rPr>
+          <w:rStyle w:val="Emphasis"/>
+          <w:i w:val="0"/>
+          <w:iCs w:val="0"/>
+        </w:rPr>
+        <w:t>Type “</w:t>
+      </w:r>
+      <w:r>
+        <w:rPr>
+          <w:rStyle w:val="Emphasis"/>
+          <w:b/>
+          <w:bCs/>
+          <w:i w:val="0"/>
+          <w:iCs w:val="0"/>
+        </w:rPr>
+        <w:t>nice</w:t>
+      </w:r>
+      <w:r>
+        <w:rPr>
+          <w:rStyle w:val="Emphasis"/>
+          <w:i w:val="0"/>
+          <w:iCs w:val="0"/>
+        </w:rPr>
+        <w:t>”</w:t>
+      </w:r>
+      <w:r>
+        <w:rPr>
+          <w:rStyle w:val="Emphasis"/>
+          <w:i w:val="0"/>
+          <w:iCs w:val="0"/>
+        </w:rPr>
+        <w:t>.</w:t>
+      </w:r>
+    </w:p>
+    <w:p>
+      <w:pPr>
+        <w:pStyle w:val="ListParagraph"/>
+        <w:numPr>
+          <w:ilvl w:val="0"/>
+          <w:numId w:val="11"/>
+        </w:numPr>
+        <w:jc w:val="both"/>
+        <w:rPr>
+          <w:rStyle w:val="Emphasis"/>
+          <w:i w:val="0"/>
+          <w:iCs w:val="0"/>
+        </w:rPr>
+      </w:pPr>
+      <w:r>
+        <w:rPr>
+          <w:rStyle w:val="Emphasis"/>
+          <w:i w:val="0"/>
+          <w:iCs w:val="0"/>
+          <w:color w:val="000000" w:themeColor="text1"/>
+        </w:rPr>
+        <w:t>Observe the user suggestion near the bottom of the browser window</w:t>
+      </w:r>
+      <w:r>
+        <w:rPr>
+          <w:rStyle w:val="Emphasis"/>
+          <w:i w:val="0"/>
+          <w:iCs w:val="0"/>
+          <w:color w:val="000000" w:themeColor="text1"/>
+        </w:rPr>
+        <w:t>.</w:t>
+      </w:r>
+    </w:p>
+    <w:p>
+      <w:pPr>
+        <w:pStyle w:val="ListParagraph"/>
+        <w:numPr>
+          <w:ilvl w:val="0"/>
+          <w:numId w:val="11"/>
+        </w:numPr>
+        <w:jc w:val="both"/>
+        <w:rPr>
+          <w:rStyle w:val="Emphasis"/>
+          <w:i w:val="0"/>
+          <w:iCs w:val="0"/>
+        </w:rPr>
+      </w:pPr>
+      <w:r>
+        <w:rPr>
+          <w:rStyle w:val="Emphasis"/>
+          <w:i w:val="0"/>
+          <w:iCs w:val="0"/>
+          <w:color w:val="000000" w:themeColor="text1"/>
+        </w:rPr>
+        <w:t>Attempt to scroll down using the mouse wheel or touchpad</w:t>
+      </w:r>
+      <w:r>
+        <w:rPr>
+          <w:rStyle w:val="Emphasis"/>
+          <w:i w:val="0"/>
+          <w:iCs w:val="0"/>
+          <w:color w:val="000000" w:themeColor="text1"/>
+        </w:rPr>
+        <w:t>.</w:t>
+      </w:r>
+    </w:p>
+    <w:p>
+      <w:pPr>
+        <w:jc w:val="both"/>
+        <w:rPr>
+          <w:rStyle w:val="Emphasis"/>
+          <w:i w:val="0"/>
+          <w:iCs w:val="0"/>
+        </w:rPr>
+      </w:pPr>
+      <w:r>
+        <w:rPr>
+          <w:rStyle w:val="Emphasis"/>
+          <w:b/>
+          <w:bCs/>
+          <w:i w:val="0"/>
+          <w:iCs w:val="0"/>
+        </w:rPr>
+        <w:t>Expected result</w:t>
+      </w:r>
+      <w:r>
+        <w:rPr>
+          <w:rStyle w:val="Emphasis"/>
+          <w:i w:val="0"/>
+          <w:iCs w:val="0"/>
+        </w:rPr>
+        <w:t>: After successful deletion, the page should automatically redirect the user back to the profile, or to the home page.</w:t>
+      </w:r>
+    </w:p>
+    <w:p>
+      <w:pPr>
+        <w:jc w:val="both"/>
+        <w:rPr>
+          <w:rStyle w:val="Emphasis"/>
+          <w:i w:val="0"/>
+          <w:iCs w:val="0"/>
+        </w:rPr>
+      </w:pPr>
+      <w:r>
+        <w:rPr>
+          <w:rStyle w:val="Emphasis"/>
+          <w:b/>
+          <w:bCs/>
+          <w:i w:val="0"/>
+          <w:iCs w:val="0"/>
+        </w:rPr>
+        <w:t xml:space="preserve">Actual result: </w:t>
+      </w:r>
+      <w:r>
+        <w:rPr>
+          <w:rStyle w:val="Emphasis"/>
+          <w:i w:val="0"/>
+          <w:iCs w:val="0"/>
+        </w:rPr>
+        <w:t xml:space="preserve">All </w:t>
+      </w:r>
+      <w:r>
+        <w:rPr>
+          <w:rStyle w:val="Emphasis"/>
+          <w:i w:val="0"/>
+          <w:iCs w:val="0"/>
+        </w:rPr>
+        <w:t>suggestions</w:t>
+      </w:r>
+      <w:r>
+        <w:rPr>
+          <w:rStyle w:val="Emphasis"/>
+          <w:i w:val="0"/>
+          <w:iCs w:val="0"/>
+        </w:rPr>
+        <w:t xml:space="preserve"> included in the dropdown should be fully viewable and selectable</w:t>
+      </w:r>
+      <w:r>
+        <w:rPr>
+          <w:rStyle w:val="Emphasis"/>
+          <w:i w:val="0"/>
+          <w:iCs w:val="0"/>
+        </w:rPr>
+        <w:t>.</w:t>
+      </w:r>
+    </w:p>
+    <w:p>
+      <w:pPr>
+        <w:jc w:val="both"/>
+        <w:rPr>
+          <w:rStyle w:val="Emphasis"/>
+          <w:i w:val="0"/>
+          <w:iCs w:val="0"/>
+        </w:rPr>
+      </w:pPr>
+      <w:r>
+        <w:rPr>
+          <w:rStyle w:val="Emphasis"/>
+          <w:b/>
+          <w:bCs/>
+          <w:i w:val="0"/>
+          <w:iCs w:val="0"/>
+        </w:rPr>
+        <w:t xml:space="preserve">Severity: </w:t>
+      </w:r>
+      <w:r>
+        <w:rPr>
+          <w:rStyle w:val="Emphasis"/>
+          <w:i w:val="0"/>
+          <w:iCs w:val="0"/>
+        </w:rPr>
+        <w:t>High</w:t>
+      </w:r>
+      <w:r>
+        <w:rPr>
+          <w:rStyle w:val="Emphasis"/>
+          <w:i w:val="0"/>
+          <w:iCs w:val="0"/>
+        </w:rPr>
+        <w:t xml:space="preserve"> impact</w:t>
+      </w:r>
+    </w:p>
+    <w:p>
+      <w:pPr>
+        <w:rPr>
+          <w:rStyle w:val="Emphasis"/>
+          <w:i w:val="0"/>
+          <w:iCs w:val="0"/>
+        </w:rPr>
+      </w:pPr>
+    </w:p>
+    <w:p>
+      <w:pPr>
+        <w:rPr>
+          <w:rStyle w:val="Emphasis"/>
+          <w:i w:val="0"/>
+          <w:iCs w:val="0"/>
+        </w:rPr>
+      </w:pPr>
+    </w:p>
+    <w:p>
+      <w:pPr>
+        <w:rPr>
+          <w:rStyle w:val="Emphasis"/>
+          <w:i w:val="0"/>
+          <w:iCs w:val="0"/>
+        </w:rPr>
+      </w:pPr>
+    </w:p>
+    <w:p>
+      <w:pPr>
+        <w:jc w:val="both"/>
+        <w:rPr>
+          <w:rStyle w:val="Emphasis"/>
+          <w:i w:val="0"/>
+          <w:iCs w:val="0"/>
+        </w:rPr>
+      </w:pPr>
+      <w:r>
+        <w:rPr>
+          <w:rStyle w:val="Emphasis"/>
+          <w:b/>
+          <w:bCs/>
+          <w:i w:val="0"/>
+          <w:iCs w:val="0"/>
+        </w:rPr>
+        <w:lastRenderedPageBreak/>
+        <w:t xml:space="preserve">Evidence: </w:t>
+      </w:r>
+      <w:r>
+        <w:rPr>
+          <w:rStyle w:val="Emphasis"/>
+          <w:i w:val="0"/>
+          <w:iCs w:val="0"/>
+        </w:rPr>
+        <w:t xml:space="preserve">Attached is a screenshot showing </w:t>
+      </w:r>
+      <w:r>
+        <w:rPr>
+          <w:rStyle w:val="Emphasis"/>
+          <w:i w:val="0"/>
+          <w:iCs w:val="0"/>
+        </w:rPr>
+        <w:t>the dropdown</w:t>
+      </w:r>
+      <w:r>
+        <w:rPr>
+          <w:rStyle w:val="Emphasis"/>
+          <w:i w:val="0"/>
+          <w:iCs w:val="0"/>
+        </w:rPr>
+        <w:t>.</w:t>
+      </w:r>
+    </w:p>
+    <w:p>
+      <w:pPr>
+        <w:rPr>
+          <w:rStyle w:val="Emphasis"/>
+          <w:i w:val="0"/>
+          <w:iCs w:val="0"/>
+        </w:rPr>
+      </w:pPr>
+      <w:r>
+        <w:rPr>
+          <w:rStyle w:val="Emphasis"/>
+          <w:i w:val="0"/>
+          <w:iCs w:val="0"/>
+        </w:rPr>
+        <w:drawing>
+          <wp:inline distT="0" distB="0" distL="0" distR="0" wp14:anchorId="319247E3" wp14:editId="55D724DB">
+            <wp:extent cx="5041900" cy="2340498"/>
+            <wp:effectExtent l="0" t="0" r="6350" b="3175"/>
+            <wp:docPr id="1357602028" name="Picture 1"/>
+            <wp:cNvGraphicFramePr>
+              <a:graphicFrameLocks xmlns:a="http://schemas.openxmlformats.org/drawingml/2006/main" noChangeAspect="1"/>
+            </wp:cNvGraphicFramePr>
+            <a:graphic xmlns:a="http://schemas.openxmlformats.org/drawingml/2006/main">
+              <a:graphicData uri="http://schemas.openxmlformats.org/drawingml/2006/picture">
+                <pic:pic xmlns:pic="http://schemas.openxmlformats.org/drawingml/2006/picture">
+                  <pic:nvPicPr>
+                    <pic:cNvPr id="1357602028" name=""/>
+                    <pic:cNvPicPr/>
+                  </pic:nvPicPr>
+                  <pic:blipFill>
+                    <a:blip r:embed="rId17"/>
+                    <a:stretch>
+                      <a:fillRect/>
+                    </a:stretch>
+                  </pic:blipFill>
+                  <pic:spPr>
+                    <a:xfrm>
+                      <a:off x="0" y="0"/>
+                      <a:ext cx="5056629" cy="2347336"/>
+                    </a:xfrm>
+                    <a:prstGeom prst="rect">
+                      <a:avLst/>
+                    </a:prstGeom>
+                  </pic:spPr>
+                </pic:pic>
+              </a:graphicData>
+            </a:graphic>
+          </wp:inline>
+        </w:drawing>
+      </w:r>
+    </w:p>
+    <w:p>
+      <w:pPr>
+        <w:rPr>
+          <w:rStyle w:val="Emphasis"/>
+          <w:i w:val="0"/>
+          <w:iCs w:val="0"/>
+        </w:rPr>
+      </w:pPr>
+    </w:p>
+    <w:p>
+      <w:pPr>
+        <w:pStyle w:val="Heading2"/>
+        <w:jc w:val="both"/>
+      </w:pPr>
+      <w:r>
+        <w:t>Test cases</w:t>
+      </w:r>
+    </w:p>
+    <w:p>
+      <w:pPr>
+        <w:jc w:val="both"/>
+        <w:rPr>
+          <w:rStyle w:val="Emphasis"/>
+          <w:sz w:val="28"/>
+          <w:szCs w:val="28"/>
+          <w:u w:val="single"/>
+        </w:rPr>
+      </w:pPr>
+      <w:r>
+        <w:rPr>
+          <w:rStyle w:val="Emphasis"/>
+          <w:sz w:val="28"/>
+          <w:szCs w:val="28"/>
+          <w:u w:val="single"/>
+        </w:rPr>
+        <w:t>Test case</w:t>
+      </w:r>
+      <w:r>
+        <w:rPr>
+          <w:rStyle w:val="Emphasis"/>
+          <w:sz w:val="28"/>
+          <w:szCs w:val="28"/>
+          <w:u w:val="single"/>
+        </w:rPr>
+        <w:t xml:space="preserve"> #</w:t>
+      </w:r>
+      <w:r>
+        <w:rPr>
+          <w:rStyle w:val="Emphasis"/>
+          <w:sz w:val="28"/>
+          <w:szCs w:val="28"/>
+          <w:u w:val="single"/>
+        </w:rPr>
+        <w:t>1</w:t>
+      </w:r>
+      <w:r>
+        <w:rPr>
+          <w:rStyle w:val="Emphasis"/>
+          <w:sz w:val="28"/>
+          <w:szCs w:val="28"/>
+          <w:u w:val="single"/>
+        </w:rPr>
+        <w:t>:</w:t>
+      </w:r>
+      <w:r>
+        <w:rPr>
+          <w:rStyle w:val="Emphasis"/>
+          <w:sz w:val="28"/>
+          <w:szCs w:val="28"/>
+          <w:u w:val="single"/>
+        </w:rPr>
+        <w:t xml:space="preserve"> </w:t>
+      </w:r>
+      <w:r>
+        <w:rPr>
+          <w:rStyle w:val="Emphasis"/>
+          <w:sz w:val="28"/>
+          <w:szCs w:val="28"/>
+          <w:u w:val="single"/>
+        </w:rPr>
+        <w:t>Upload an image with special characters in its filename</w:t>
+      </w:r>
+    </w:p>
+    <w:p>
+      <w:pPr>
+        <w:jc w:val="both"/>
+        <w:rPr>
+          <w:rStyle w:val="Emphasis"/>
+          <w:i w:val="0"/>
+          <w:iCs w:val="0"/>
+        </w:rPr>
+      </w:pPr>
+      <w:r>
+        <w:rPr>
+          <w:rStyle w:val="Emphasis"/>
+          <w:b/>
+          <w:bCs/>
+          <w:i w:val="0"/>
+          <w:iCs w:val="0"/>
+        </w:rPr>
+        <w:t xml:space="preserve">ID: </w:t>
+      </w:r>
+      <w:r>
+        <w:rPr>
+          <w:rStyle w:val="Emphasis"/>
+          <w:i w:val="0"/>
+          <w:iCs w:val="0"/>
+        </w:rPr>
+        <w:t>001.</w:t>
+      </w:r>
+    </w:p>
+    <w:p>
+      <w:pPr>
+        <w:jc w:val="both"/>
+        <w:rPr>
+          <w:rStyle w:val="Emphasis"/>
+          <w:i w:val="0"/>
+          <w:iCs w:val="0"/>
+        </w:rPr>
+      </w:pPr>
+      <w:r>
+        <w:rPr>
+          <w:rStyle w:val="Emphasis"/>
+          <w:b/>
+          <w:bCs/>
+          <w:i w:val="0"/>
+          <w:iCs w:val="0"/>
+        </w:rPr>
+        <w:t xml:space="preserve">Purpose: </w:t>
+      </w:r>
+      <w:r>
+        <w:rPr>
+          <w:rStyle w:val="Emphasis"/>
+          <w:i w:val="0"/>
+          <w:iCs w:val="0"/>
+        </w:rPr>
+        <w:t>Verify th</w:t>
+      </w:r>
+      <w:r>
+        <w:rPr>
+          <w:rStyle w:val="Emphasis"/>
+          <w:i w:val="0"/>
+          <w:iCs w:val="0"/>
+        </w:rPr>
+        <w:t>at the same image can be uploaded under two different filenames.</w:t>
+      </w:r>
+    </w:p>
+    <w:p>
+      <w:pPr>
+        <w:jc w:val="both"/>
+        <w:rPr>
+          <w:rStyle w:val="Emphasis"/>
+          <w:i w:val="0"/>
+          <w:iCs w:val="0"/>
+        </w:rPr>
+      </w:pPr>
+      <w:r>
+        <w:rPr>
+          <w:rStyle w:val="Emphasis"/>
+          <w:b/>
+          <w:bCs/>
+          <w:i w:val="0"/>
+          <w:iCs w:val="0"/>
+        </w:rPr>
+        <w:t xml:space="preserve">Preconditions: </w:t>
+      </w:r>
+      <w:r>
+        <w:rPr>
+          <w:rStyle w:val="Emphasis"/>
+          <w:i w:val="0"/>
+          <w:iCs w:val="0"/>
+        </w:rPr>
+        <w:t>Internet access, browser (any browser, anu version available)</w:t>
+      </w:r>
+      <w:r>
+        <w:rPr>
+          <w:rStyle w:val="Emphasis"/>
+          <w:i w:val="0"/>
+          <w:iCs w:val="0"/>
+        </w:rPr>
+        <w:t>, logged in the platform, two identical copies of a valid JPG image named Image1.jpg and Image #1.jpg</w:t>
+      </w:r>
+    </w:p>
+    <w:p>
+      <w:pPr>
+        <w:jc w:val="both"/>
+        <w:rPr>
+          <w:rStyle w:val="Emphasis"/>
+          <w:i w:val="0"/>
+          <w:iCs w:val="0"/>
+        </w:rPr>
+      </w:pPr>
+      <w:r>
+        <w:rPr>
+          <w:rStyle w:val="Emphasis"/>
+          <w:b/>
+          <w:bCs/>
+          <w:i w:val="0"/>
+          <w:iCs w:val="0"/>
+        </w:rPr>
+        <w:t>Steps:</w:t>
+      </w:r>
+    </w:p>
+    <w:p>
+      <w:pPr>
+        <w:pStyle w:val="ListParagraph"/>
+        <w:numPr>
+          <w:ilvl w:val="0"/>
+          <w:numId w:val="12"/>
+        </w:numPr>
+        <w:jc w:val="both"/>
+        <w:rPr>
+          <w:rStyle w:val="Emphasis"/>
+          <w:i w:val="0"/>
+          <w:iCs w:val="0"/>
+        </w:rPr>
+      </w:pPr>
+      <w:r>
+        <w:rPr>
+          <w:rStyle w:val="Emphasis"/>
+          <w:i w:val="0"/>
+          <w:iCs w:val="0"/>
+        </w:rPr>
+        <w:t xml:space="preserve">Open </w:t>
+      </w:r>
+      <w:proofErr w:type="spellStart"/>
+      <w:r>
+        <w:rPr>
+          <w:rStyle w:val="Emphasis"/>
+          <w:i w:val="0"/>
+          <w:iCs w:val="0"/>
+        </w:rPr>
+        <w:t>Imgur</w:t>
+      </w:r>
+      <w:proofErr w:type="spellEnd"/>
+      <w:r>
+        <w:rPr>
+          <w:rStyle w:val="Emphasis"/>
+          <w:i w:val="0"/>
+          <w:iCs w:val="0"/>
+        </w:rPr>
+        <w:t xml:space="preserve"> and select “New post”.</w:t>
+      </w:r>
+    </w:p>
+    <w:p>
+      <w:pPr>
+        <w:pStyle w:val="ListParagraph"/>
+        <w:numPr>
+          <w:ilvl w:val="0"/>
+          <w:numId w:val="12"/>
+        </w:numPr>
+        <w:jc w:val="both"/>
+        <w:rPr>
+          <w:rStyle w:val="Emphasis"/>
+          <w:i w:val="0"/>
+          <w:iCs w:val="0"/>
+        </w:rPr>
+      </w:pPr>
+      <w:r>
+        <w:rPr>
+          <w:rStyle w:val="Emphasis"/>
+          <w:i w:val="0"/>
+          <w:iCs w:val="0"/>
+        </w:rPr>
+        <w:t>Upload Image1.jpg and check the preview.</w:t>
+      </w:r>
+    </w:p>
+    <w:p>
+      <w:pPr>
+        <w:pStyle w:val="ListParagraph"/>
+        <w:numPr>
+          <w:ilvl w:val="0"/>
+          <w:numId w:val="12"/>
+        </w:numPr>
+        <w:jc w:val="both"/>
+        <w:rPr>
+          <w:rStyle w:val="Emphasis"/>
+          <w:i w:val="0"/>
+          <w:iCs w:val="0"/>
+        </w:rPr>
+      </w:pPr>
+      <w:r>
+        <w:rPr>
+          <w:rStyle w:val="Emphasis"/>
+          <w:i w:val="0"/>
+          <w:iCs w:val="0"/>
+        </w:rPr>
+        <w:t>Start a new upload.</w:t>
+      </w:r>
+    </w:p>
+    <w:p>
+      <w:pPr>
+        <w:pStyle w:val="ListParagraph"/>
+        <w:numPr>
+          <w:ilvl w:val="0"/>
+          <w:numId w:val="12"/>
+        </w:numPr>
+        <w:jc w:val="both"/>
+        <w:rPr>
+          <w:rStyle w:val="Emphasis"/>
+          <w:i w:val="0"/>
+          <w:iCs w:val="0"/>
+        </w:rPr>
+      </w:pPr>
+      <w:r>
+        <w:rPr>
+          <w:rStyle w:val="Emphasis"/>
+          <w:i w:val="0"/>
+          <w:iCs w:val="0"/>
+        </w:rPr>
+        <w:t>Upload Image</w:t>
+      </w:r>
+      <w:r>
+        <w:rPr>
+          <w:rStyle w:val="Emphasis"/>
+          <w:i w:val="0"/>
+          <w:iCs w:val="0"/>
+        </w:rPr>
+        <w:t xml:space="preserve"> #</w:t>
+      </w:r>
+      <w:r>
+        <w:rPr>
+          <w:rStyle w:val="Emphasis"/>
+          <w:i w:val="0"/>
+          <w:iCs w:val="0"/>
+        </w:rPr>
+        <w:t>1.jpg and check the preview.</w:t>
+      </w:r>
+    </w:p>
+    <w:p>
+      <w:pPr>
+        <w:jc w:val="both"/>
+        <w:rPr>
+          <w:rStyle w:val="Emphasis"/>
+          <w:i w:val="0"/>
+          <w:iCs w:val="0"/>
+        </w:rPr>
+      </w:pPr>
+      <w:r>
+        <w:rPr>
+          <w:rStyle w:val="Emphasis"/>
+          <w:b/>
+          <w:bCs/>
+          <w:i w:val="0"/>
+          <w:iCs w:val="0"/>
+        </w:rPr>
+        <w:t xml:space="preserve">Expected result: </w:t>
+      </w:r>
+      <w:r>
+        <w:rPr>
+          <w:rStyle w:val="Emphasis"/>
+          <w:i w:val="0"/>
+          <w:iCs w:val="0"/>
+        </w:rPr>
+        <w:t>Both files upload successfully and display the same image.</w:t>
+      </w:r>
+    </w:p>
+    <w:p>
+      <w:pPr>
+        <w:jc w:val="both"/>
+        <w:rPr>
+          <w:rStyle w:val="Emphasis"/>
+          <w:i w:val="0"/>
+          <w:iCs w:val="0"/>
+        </w:rPr>
+      </w:pPr>
+    </w:p>
+    <w:p>
+      <w:pPr>
+        <w:jc w:val="both"/>
+        <w:rPr>
+          <w:rStyle w:val="Emphasis"/>
+          <w:i w:val="0"/>
+          <w:iCs w:val="0"/>
+        </w:rPr>
+      </w:pPr>
+    </w:p>
+    <w:p>
+      <w:pPr>
+        <w:jc w:val="both"/>
+        <w:rPr>
+          <w:rStyle w:val="Emphasis"/>
+          <w:i w:val="0"/>
+          <w:iCs w:val="0"/>
+        </w:rPr>
+      </w:pPr>
+    </w:p>
+    <w:p>
+      <w:pPr>
+        <w:jc w:val="both"/>
+        <w:rPr>
+          <w:rStyle w:val="Emphasis"/>
+          <w:i w:val="0"/>
+          <w:iCs w:val="0"/>
+        </w:rPr>
+      </w:pPr>
+    </w:p>
+    <w:p>
+      <w:pPr>
+        <w:jc w:val="both"/>
+        <w:rPr>
+          <w:rStyle w:val="Emphasis"/>
+          <w:sz w:val="28"/>
+          <w:szCs w:val="28"/>
+          <w:u w:val="single"/>
+        </w:rPr>
+      </w:pPr>
+      <w:r>
+        <w:rPr>
+          <w:rStyle w:val="Emphasis"/>
+          <w:sz w:val="28"/>
+          <w:szCs w:val="28"/>
+          <w:u w:val="single"/>
+        </w:rPr>
+        <w:lastRenderedPageBreak/>
+        <w:t>Test case</w:t>
+      </w:r>
+      <w:r>
+        <w:rPr>
+          <w:rStyle w:val="Emphasis"/>
+          <w:sz w:val="28"/>
+          <w:szCs w:val="28"/>
+          <w:u w:val="single"/>
+        </w:rPr>
+        <w:t xml:space="preserve"> #</w:t>
+      </w:r>
+      <w:r>
+        <w:rPr>
+          <w:rStyle w:val="Emphasis"/>
+          <w:sz w:val="28"/>
+          <w:szCs w:val="28"/>
+          <w:u w:val="single"/>
+        </w:rPr>
+        <w:t>2</w:t>
+      </w:r>
+      <w:r>
+        <w:rPr>
+          <w:rStyle w:val="Emphasis"/>
+          <w:sz w:val="28"/>
+          <w:szCs w:val="28"/>
+          <w:u w:val="single"/>
+        </w:rPr>
+        <w:t>:</w:t>
+      </w:r>
+      <w:r>
+        <w:rPr>
+          <w:rStyle w:val="Emphasis"/>
+          <w:sz w:val="28"/>
+          <w:szCs w:val="28"/>
+          <w:u w:val="single"/>
+        </w:rPr>
+        <w:t xml:space="preserve"> </w:t>
+      </w:r>
+      <w:r>
+        <w:rPr>
+          <w:rStyle w:val="Emphasis"/>
+          <w:sz w:val="28"/>
+          <w:szCs w:val="28"/>
+          <w:u w:val="single"/>
+        </w:rPr>
+        <w:t>Verify the logic of the troubleshooting instructions</w:t>
+      </w:r>
+    </w:p>
+    <w:p>
+      <w:pPr>
+        <w:jc w:val="both"/>
+        <w:rPr>
+          <w:rStyle w:val="Emphasis"/>
+          <w:i w:val="0"/>
+          <w:iCs w:val="0"/>
+        </w:rPr>
+      </w:pPr>
+      <w:r>
+        <w:rPr>
+          <w:rStyle w:val="Emphasis"/>
+          <w:b/>
+          <w:bCs/>
+          <w:i w:val="0"/>
+          <w:iCs w:val="0"/>
+        </w:rPr>
+        <w:t xml:space="preserve">ID: </w:t>
+      </w:r>
+      <w:r>
+        <w:rPr>
+          <w:rStyle w:val="Emphasis"/>
+          <w:i w:val="0"/>
+          <w:iCs w:val="0"/>
+        </w:rPr>
+        <w:t>00</w:t>
+      </w:r>
+      <w:r>
+        <w:rPr>
+          <w:rStyle w:val="Emphasis"/>
+          <w:i w:val="0"/>
+          <w:iCs w:val="0"/>
+        </w:rPr>
+        <w:t>2</w:t>
+      </w:r>
+      <w:r>
+        <w:rPr>
+          <w:rStyle w:val="Emphasis"/>
+          <w:i w:val="0"/>
+          <w:iCs w:val="0"/>
+        </w:rPr>
+        <w:t>.</w:t>
+      </w:r>
+    </w:p>
+    <w:p>
+      <w:pPr>
+        <w:jc w:val="both"/>
+        <w:rPr>
+          <w:rStyle w:val="Emphasis"/>
+          <w:i w:val="0"/>
+          <w:iCs w:val="0"/>
+        </w:rPr>
+      </w:pPr>
+      <w:r>
+        <w:rPr>
+          <w:rStyle w:val="Emphasis"/>
+          <w:b/>
+          <w:bCs/>
+          <w:i w:val="0"/>
+          <w:iCs w:val="0"/>
+        </w:rPr>
+        <w:t xml:space="preserve">Purpose: </w:t>
+      </w:r>
+      <w:r>
+        <w:rPr>
+          <w:rStyle w:val="Emphasis"/>
+          <w:i w:val="0"/>
+          <w:iCs w:val="0"/>
+        </w:rPr>
+        <w:t xml:space="preserve">Verify that the </w:t>
+      </w:r>
+      <w:r>
+        <w:rPr>
+          <w:rStyle w:val="Emphasis"/>
+          <w:i w:val="0"/>
+          <w:iCs w:val="0"/>
+        </w:rPr>
+        <w:t xml:space="preserve">support article provides logically correct </w:t>
+      </w:r>
+      <w:proofErr w:type="gramStart"/>
+      <w:r>
+        <w:rPr>
+          <w:rStyle w:val="Emphasis"/>
+          <w:i w:val="0"/>
+          <w:iCs w:val="0"/>
+        </w:rPr>
+        <w:t>troubleshoot</w:t>
+      </w:r>
+      <w:proofErr w:type="gramEnd"/>
+      <w:r>
+        <w:rPr>
+          <w:rStyle w:val="Emphasis"/>
+          <w:i w:val="0"/>
+          <w:iCs w:val="0"/>
+        </w:rPr>
+        <w:t xml:space="preserve"> instructions.</w:t>
+      </w:r>
+    </w:p>
+    <w:p>
+      <w:pPr>
+        <w:jc w:val="both"/>
+        <w:rPr>
+          <w:rStyle w:val="Emphasis"/>
+          <w:i w:val="0"/>
+          <w:iCs w:val="0"/>
+        </w:rPr>
+      </w:pPr>
+      <w:r>
+        <w:rPr>
+          <w:rStyle w:val="Emphasis"/>
+          <w:b/>
+          <w:bCs/>
+          <w:i w:val="0"/>
+          <w:iCs w:val="0"/>
+        </w:rPr>
+        <w:t xml:space="preserve">Preconditions: </w:t>
+      </w:r>
+      <w:r>
+        <w:rPr>
+          <w:rStyle w:val="Emphasis"/>
+          <w:i w:val="0"/>
+          <w:iCs w:val="0"/>
+        </w:rPr>
+        <w:t xml:space="preserve">Internet access, browser (any browser, anu version available), logged in the platform, </w:t>
+      </w:r>
+      <w:r>
+        <w:rPr>
+          <w:rStyle w:val="Emphasis"/>
+          <w:i w:val="0"/>
+          <w:iCs w:val="0"/>
+        </w:rPr>
+        <w:t>the article of “I’ve discovered an issue or bug” is accessible.</w:t>
+      </w:r>
+    </w:p>
+    <w:p>
+      <w:pPr>
+        <w:jc w:val="both"/>
+        <w:rPr>
+          <w:rStyle w:val="Emphasis"/>
+          <w:i w:val="0"/>
+          <w:iCs w:val="0"/>
+        </w:rPr>
+      </w:pPr>
+      <w:r>
+        <w:rPr>
+          <w:rStyle w:val="Emphasis"/>
+          <w:b/>
+          <w:bCs/>
+          <w:i w:val="0"/>
+          <w:iCs w:val="0"/>
+        </w:rPr>
+        <w:t>Steps:</w:t>
+      </w:r>
+    </w:p>
+    <w:p>
+      <w:pPr>
+        <w:pStyle w:val="ListParagraph"/>
+        <w:numPr>
+          <w:ilvl w:val="0"/>
+          <w:numId w:val="13"/>
+        </w:numPr>
+        <w:jc w:val="both"/>
+        <w:rPr>
+          <w:rStyle w:val="Emphasis"/>
+          <w:i w:val="0"/>
+          <w:iCs w:val="0"/>
+        </w:rPr>
+      </w:pPr>
+      <w:r>
+        <w:rPr>
+          <w:rStyle w:val="Emphasis"/>
+          <w:i w:val="0"/>
+          <w:iCs w:val="0"/>
+        </w:rPr>
+        <w:t xml:space="preserve">Open </w:t>
+      </w:r>
+      <w:proofErr w:type="spellStart"/>
+      <w:r>
+        <w:rPr>
+          <w:rStyle w:val="Emphasis"/>
+          <w:i w:val="0"/>
+          <w:iCs w:val="0"/>
+        </w:rPr>
+        <w:t>Imgur</w:t>
+      </w:r>
+      <w:proofErr w:type="spellEnd"/>
+      <w:r>
+        <w:rPr>
+          <w:rStyle w:val="Emphasis"/>
+          <w:i w:val="0"/>
+          <w:iCs w:val="0"/>
+        </w:rPr>
+        <w:t>, open the article and locate “iOS App”.</w:t>
+      </w:r>
+    </w:p>
+    <w:p>
+      <w:pPr>
+        <w:pStyle w:val="ListParagraph"/>
+        <w:numPr>
+          <w:ilvl w:val="0"/>
+          <w:numId w:val="13"/>
+        </w:numPr>
+        <w:jc w:val="both"/>
+        <w:rPr>
+          <w:rStyle w:val="Emphasis"/>
+          <w:i w:val="0"/>
+          <w:iCs w:val="0"/>
+        </w:rPr>
+      </w:pPr>
+      <w:r>
+        <w:rPr>
+          <w:rStyle w:val="Emphasis"/>
+          <w:i w:val="0"/>
+          <w:iCs w:val="0"/>
+        </w:rPr>
+        <w:t>Read the question about whether the problem persists after reinstalling.</w:t>
+      </w:r>
+    </w:p>
+    <w:p>
+      <w:pPr>
+        <w:pStyle w:val="ListParagraph"/>
+        <w:numPr>
+          <w:ilvl w:val="0"/>
+          <w:numId w:val="13"/>
+        </w:numPr>
+        <w:jc w:val="both"/>
+        <w:rPr>
+          <w:rStyle w:val="Emphasis"/>
+          <w:i w:val="0"/>
+          <w:iCs w:val="0"/>
+        </w:rPr>
+      </w:pPr>
+      <w:r>
+        <w:rPr>
+          <w:rStyle w:val="Emphasis"/>
+          <w:i w:val="0"/>
+          <w:iCs w:val="0"/>
+        </w:rPr>
+        <w:t>Check the instruction associated with an affirmative answer.</w:t>
+      </w:r>
+    </w:p>
+    <w:p>
+      <w:pPr>
+        <w:pStyle w:val="ListParagraph"/>
+        <w:numPr>
+          <w:ilvl w:val="0"/>
+          <w:numId w:val="13"/>
+        </w:numPr>
+        <w:jc w:val="both"/>
+        <w:rPr>
+          <w:rStyle w:val="Emphasis"/>
+          <w:i w:val="0"/>
+          <w:iCs w:val="0"/>
+        </w:rPr>
+      </w:pPr>
+      <w:r>
+        <w:rPr>
+          <w:rStyle w:val="Emphasis"/>
+          <w:i w:val="0"/>
+          <w:iCs w:val="0"/>
+        </w:rPr>
+        <w:t>Check the instruction associated with a</w:t>
+      </w:r>
+      <w:r>
+        <w:rPr>
+          <w:rStyle w:val="Emphasis"/>
+          <w:i w:val="0"/>
+          <w:iCs w:val="0"/>
+        </w:rPr>
+        <w:t xml:space="preserve"> negative </w:t>
+      </w:r>
+      <w:r>
+        <w:rPr>
+          <w:rStyle w:val="Emphasis"/>
+          <w:i w:val="0"/>
+          <w:iCs w:val="0"/>
+        </w:rPr>
+        <w:t>answer.</w:t>
+      </w:r>
+    </w:p>
+    <w:p>
+      <w:pPr>
+        <w:jc w:val="both"/>
+      </w:pPr>
+      <w:r>
+        <w:rPr>
+          <w:rStyle w:val="Emphasis"/>
+          <w:b/>
+          <w:bCs/>
+          <w:i w:val="0"/>
+          <w:iCs w:val="0"/>
+        </w:rPr>
+        <w:t xml:space="preserve">Expected result: </w:t>
+      </w:r>
+      <w:r>
+        <w:rPr>
+          <w:rStyle w:val="Emphasis"/>
+          <w:i w:val="0"/>
+          <w:iCs w:val="0"/>
+        </w:rPr>
+        <w:t>An affirmative answer leads to further troubleshooting. A negative answer indicates that the problem has been resolved.</w:t>
+      </w:r>
+    </w:p>
     <w:sectPr>
+      <w:headerReference w:type="default" r:id="rId18"/>
       <w:pgSz w:w="12240" w:h="15840"/>
       <w:pgMar w:top="1440" w:right="1440" w:bottom="1440" w:left="1440" w:header="720" w:footer="720" w:gutter="0"/>
       <w:cols w:space="720"/>
@@ -2452,9 +5025,387 @@
 </w:document>
 </file>
 
+<file path=word/endnotes.xml><?xml version="1.0" encoding="utf-8"?>
+<w:endnotes xmlns:wpc="http://schemas.microsoft.com/office/word/2010/wordprocessingCanvas" xmlns:cx="http://schemas.microsoft.com/office/drawing/2014/chartex" xmlns:cx1="http://schemas.microsoft.com/office/drawing/2015/9/8/chartex" xmlns:cx2="http://schemas.microsoft.com/office/drawing/2015/10/21/chartex" xmlns:cx3="http://schemas.microsoft.com/office/drawing/2016/5/9/chartex" xmlns:cx4="http://schemas.microsoft.com/office/drawing/2016/5/10/chartex" xmlns:cx5="http://schemas.microsoft.com/office/drawing/2016/5/11/chartex" xmlns:cx6="http://schemas.microsoft.com/office/drawing/2016/5/12/chartex" xmlns:cx7="http://schemas.microsoft.com/office/drawing/2016/5/13/chartex" xmlns:cx8="http://schemas.microsoft.com/office/drawing/2016/5/14/chartex" xmlns:mc="http://schemas.openxmlformats.org/markup-compatibility/2006" xmlns:aink="http://schemas.microsoft.com/office/drawing/2016/ink" xmlns:am3d="http://schemas.microsoft.com/office/drawing/2017/model3d" xmlns:o="urn:schemas-microsoft-com:office:office" xmlns:oel="http://schemas.microsoft.com/office/2019/extlst" xmlns:r="http://schemas.openxmlformats.org/officeDocument/2006/relationships" xmlns:m="http://schemas.openxmlformats.org/officeDocument/2006/math" xmlns:v="urn:schemas-microsoft-com:vml" xmlns:wp14="http://schemas.microsoft.com/office/word/2010/wordprocessingDrawing" xmlns:wp="http://schemas.openxmlformats.org/drawingml/2006/wordprocessingDrawing" xmlns:w10="urn:schemas-microsoft-com:office:word" xmlns:w="http://schemas.openxmlformats.org/wordprocessingml/2006/main" xmlns:w14="http://schemas.microsoft.com/office/word/2010/wordml" xmlns:w15="http://schemas.microsoft.com/office/word/2012/wordml" xmlns:w16cex="http://schemas.microsoft.com/office/word/2018/wordml/cex" xmlns:w16cid="http://schemas.microsoft.com/office/word/2016/wordml/cid" xmlns:w16="http://schemas.microsoft.com/office/word/2018/wordml" xmlns:w16du="http://schemas.microsoft.com/office/word/2023/wordml/word16du" xmlns:w16sdtdh="http://schemas.microsoft.com/office/word/2020/wordml/sdtdatahash" xmlns:w16sdtfl="http://schemas.microsoft.com/office/word/2024/wordml/sdtformatlock" xmlns:w16se="http://schemas.microsoft.com/office/word/2015/wordml/symex" xmlns:wpg="http://schemas.microsoft.com/office/word/2010/wordprocessingGroup" xmlns:wpi="http://schemas.microsoft.com/office/word/2010/wordprocessingInk" xmlns:wne="http://schemas.microsoft.com/office/word/2006/wordml" xmlns:wps="http://schemas.microsoft.com/office/word/2010/wordprocessingShape" mc:Ignorable="w14 w15 w16se w16cid w16 w16cex w16sdtdh w16sdtfl w16du wp14">
+  <w:endnote w:type="separator" w:id="-1">
+    <w:p>
+      <w:pPr>
+        <w:spacing w:after="0" w:line="240" w:lineRule="auto"/>
+      </w:pPr>
+      <w:r>
+        <w:separator/>
+      </w:r>
+    </w:p>
+  </w:endnote>
+  <w:endnote w:type="continuationSeparator" w:id="0">
+    <w:p>
+      <w:pPr>
+        <w:spacing w:after="0" w:line="240" w:lineRule="auto"/>
+      </w:pPr>
+      <w:r>
+        <w:continuationSeparator/>
+      </w:r>
+    </w:p>
+  </w:endnote>
+</w:endnotes>
+</file>
+
+<file path=word/footnotes.xml><?xml version="1.0" encoding="utf-8"?>
+<w:footnotes xmlns:wpc="http://schemas.microsoft.com/office/word/2010/wordprocessingCanvas" xmlns:cx="http://schemas.microsoft.com/office/drawing/2014/chartex" xmlns:cx1="http://schemas.microsoft.com/office/drawing/2015/9/8/chartex" xmlns:cx2="http://schemas.microsoft.com/office/drawing/2015/10/21/chartex" xmlns:cx3="http://schemas.microsoft.com/office/drawing/2016/5/9/chartex" xmlns:cx4="http://schemas.microsoft.com/office/drawing/2016/5/10/chartex" xmlns:cx5="http://schemas.microsoft.com/office/drawing/2016/5/11/chartex" xmlns:cx6="http://schemas.microsoft.com/office/drawing/2016/5/12/chartex" xmlns:cx7="http://schemas.microsoft.com/office/drawing/2016/5/13/chartex" xmlns:cx8="http://schemas.microsoft.com/office/drawing/2016/5/14/chartex" xmlns:mc="http://schemas.openxmlformats.org/markup-compatibility/2006" xmlns:aink="http://schemas.microsoft.com/office/drawing/2016/ink" xmlns:am3d="http://schemas.microsoft.com/office/drawing/2017/model3d" xmlns:o="urn:schemas-microsoft-com:office:office" xmlns:oel="http://schemas.microsoft.com/office/2019/extlst" xmlns:r="http://schemas.openxmlformats.org/officeDocument/2006/relationships" xmlns:m="http://schemas.openxmlformats.org/officeDocument/2006/math" xmlns:v="urn:schemas-microsoft-com:vml" xmlns:wp14="http://schemas.microsoft.com/office/word/2010/wordprocessingDrawing" xmlns:wp="http://schemas.openxmlformats.org/drawingml/2006/wordprocessingDrawing" xmlns:w10="urn:schemas-microsoft-com:office:word" xmlns:w="http://schemas.openxmlformats.org/wordprocessingml/2006/main" xmlns:w14="http://schemas.microsoft.com/office/word/2010/wordml" xmlns:w15="http://schemas.microsoft.com/office/word/2012/wordml" xmlns:w16cex="http://schemas.microsoft.com/office/word/2018/wordml/cex" xmlns:w16cid="http://schemas.microsoft.com/office/word/2016/wordml/cid" xmlns:w16="http://schemas.microsoft.com/office/word/2018/wordml" xmlns:w16du="http://schemas.microsoft.com/office/word/2023/wordml/word16du" xmlns:w16sdtdh="http://schemas.microsoft.com/office/word/2020/wordml/sdtdatahash" xmlns:w16sdtfl="http://schemas.microsoft.com/office/word/2024/wordml/sdtformatlock" xmlns:w16se="http://schemas.microsoft.com/office/word/2015/wordml/symex" xmlns:wpg="http://schemas.microsoft.com/office/word/2010/wordprocessingGroup" xmlns:wpi="http://schemas.microsoft.com/office/word/2010/wordprocessingInk" xmlns:wne="http://schemas.microsoft.com/office/word/2006/wordml" xmlns:wps="http://schemas.microsoft.com/office/word/2010/wordprocessingShape" mc:Ignorable="w14 w15 w16se w16cid w16 w16cex w16sdtdh w16sdtfl w16du wp14">
+  <w:footnote w:type="separator" w:id="-1">
+    <w:p>
+      <w:pPr>
+        <w:spacing w:after="0" w:line="240" w:lineRule="auto"/>
+      </w:pPr>
+      <w:r>
+        <w:separator/>
+      </w:r>
+    </w:p>
+  </w:footnote>
+  <w:footnote w:type="continuationSeparator" w:id="0">
+    <w:p>
+      <w:pPr>
+        <w:spacing w:after="0" w:line="240" w:lineRule="auto"/>
+      </w:pPr>
+      <w:r>
+        <w:continuationSeparator/>
+      </w:r>
+    </w:p>
+  </w:footnote>
+</w:footnotes>
+</file>
+
+<file path=word/header1.xml><?xml version="1.0" encoding="utf-8"?>
+<w:hdr xmlns:wpc="http://schemas.microsoft.com/office/word/2010/wordprocessingCanvas" xmlns:cx="http://schemas.microsoft.com/office/drawing/2014/chartex" xmlns:cx1="http://schemas.microsoft.com/office/drawing/2015/9/8/chartex" xmlns:cx2="http://schemas.microsoft.com/office/drawing/2015/10/21/chartex" xmlns:cx3="http://schemas.microsoft.com/office/drawing/2016/5/9/chartex" xmlns:cx4="http://schemas.microsoft.com/office/drawing/2016/5/10/chartex" xmlns:cx5="http://schemas.microsoft.com/office/drawing/2016/5/11/chartex" xmlns:cx6="http://schemas.microsoft.com/office/drawing/2016/5/12/chartex" xmlns:cx7="http://schemas.microsoft.com/office/drawing/2016/5/13/chartex" xmlns:cx8="http://schemas.microsoft.com/office/drawing/2016/5/14/chartex" xmlns:mc="http://schemas.openxmlformats.org/markup-compatibility/2006" xmlns:aink="http://schemas.microsoft.com/office/drawing/2016/ink" xmlns:am3d="http://schemas.microsoft.com/office/drawing/2017/model3d" xmlns:o="urn:schemas-microsoft-com:office:office" xmlns:oel="http://schemas.microsoft.com/office/2019/extlst" xmlns:r="http://schemas.openxmlformats.org/officeDocument/2006/relationships" xmlns:m="http://schemas.openxmlformats.org/officeDocument/2006/math" xmlns:v="urn:schemas-microsoft-com:vml" xmlns:wp14="http://schemas.microsoft.com/office/word/2010/wordprocessingDrawing" xmlns:wp="http://schemas.openxmlformats.org/drawingml/2006/wordprocessingDrawing" xmlns:w10="urn:schemas-microsoft-com:office:word" xmlns:w="http://schemas.openxmlformats.org/wordprocessingml/2006/main" xmlns:w14="http://schemas.microsoft.com/office/word/2010/wordml" xmlns:w15="http://schemas.microsoft.com/office/word/2012/wordml" xmlns:w16cex="http://schemas.microsoft.com/office/word/2018/wordml/cex" xmlns:w16cid="http://schemas.microsoft.com/office/word/2016/wordml/cid" xmlns:w16="http://schemas.microsoft.com/office/word/2018/wordml" xmlns:w16du="http://schemas.microsoft.com/office/word/2023/wordml/word16du" xmlns:w16sdtdh="http://schemas.microsoft.com/office/word/2020/wordml/sdtdatahash" xmlns:w16sdtfl="http://schemas.microsoft.com/office/word/2024/wordml/sdtformatlock" xmlns:w16se="http://schemas.microsoft.com/office/word/2015/wordml/symex" xmlns:wpg="http://schemas.microsoft.com/office/word/2010/wordprocessingGroup" xmlns:wpi="http://schemas.microsoft.com/office/word/2010/wordprocessingInk" xmlns:wne="http://schemas.microsoft.com/office/word/2006/wordml" xmlns:wps="http://schemas.microsoft.com/office/word/2010/wordprocessingShape" mc:Ignorable="w14 w15 w16se w16cid w16 w16cex w16sdtdh w16sdtfl w16du wp14">
+  <w:p>
+    <w:pPr>
+      <w:pStyle w:val="Header"/>
+    </w:pPr>
+    <w:r>
+      <w:rPr>
+        <w:noProof/>
+        <w:sz w:val="12"/>
+        <w:szCs w:val="12"/>
+        <w:lang w:eastAsia="en-GB"/>
+      </w:rPr>
+      <w:drawing>
+        <wp:anchor distT="0" distB="0" distL="114300" distR="114300" simplePos="0" relativeHeight="251659264" behindDoc="0" locked="0" layoutInCell="1" allowOverlap="1" wp14:anchorId="70A90634" wp14:editId="2CF19A29">
+          <wp:simplePos x="0" y="0"/>
+          <wp:positionH relativeFrom="column">
+            <wp:posOffset>-577850</wp:posOffset>
+          </wp:positionH>
+          <wp:positionV relativeFrom="paragraph">
+            <wp:posOffset>-219075</wp:posOffset>
+          </wp:positionV>
+          <wp:extent cx="2174875" cy="368278"/>
+          <wp:effectExtent l="0" t="0" r="0" b="635"/>
+          <wp:wrapNone/>
+          <wp:docPr id="734259063" name="Picture 643841958"/>
+          <wp:cNvGraphicFramePr>
+            <a:graphicFrameLocks xmlns:a="http://schemas.openxmlformats.org/drawingml/2006/main" noChangeAspect="1"/>
+          </wp:cNvGraphicFramePr>
+          <a:graphic xmlns:a="http://schemas.openxmlformats.org/drawingml/2006/main">
+            <a:graphicData uri="http://schemas.openxmlformats.org/drawingml/2006/picture">
+              <pic:pic xmlns:pic="http://schemas.openxmlformats.org/drawingml/2006/picture">
+                <pic:nvPicPr>
+                  <pic:cNvPr id="643841958" name="Picture 643841958"/>
+                  <pic:cNvPicPr/>
+                </pic:nvPicPr>
+                <pic:blipFill>
+                  <a:blip r:embed="rId1">
+                    <a:extLst>
+                      <a:ext uri="{28A0092B-C50C-407E-A947-70E740481C1C}">
+                        <a14:useLocalDpi xmlns:a14="http://schemas.microsoft.com/office/drawing/2010/main" val="0"/>
+                      </a:ext>
+                      <a:ext uri="{96DAC541-7B7A-43D3-8B79-37D633B846F1}">
+                        <asvg:svgBlip xmlns:asvg="http://schemas.microsoft.com/office/drawing/2016/SVG/main" r:embed="rId2"/>
+                      </a:ext>
+                    </a:extLst>
+                  </a:blip>
+                  <a:stretch>
+                    <a:fillRect/>
+                  </a:stretch>
+                </pic:blipFill>
+                <pic:spPr>
+                  <a:xfrm>
+                    <a:off x="0" y="0"/>
+                    <a:ext cx="2174875" cy="368278"/>
+                  </a:xfrm>
+                  <a:prstGeom prst="rect">
+                    <a:avLst/>
+                  </a:prstGeom>
+                </pic:spPr>
+              </pic:pic>
+            </a:graphicData>
+          </a:graphic>
+          <wp14:sizeRelH relativeFrom="margin">
+            <wp14:pctWidth>0</wp14:pctWidth>
+          </wp14:sizeRelH>
+          <wp14:sizeRelV relativeFrom="margin">
+            <wp14:pctHeight>0</wp14:pctHeight>
+          </wp14:sizeRelV>
+        </wp:anchor>
+      </w:drawing>
+    </w:r>
+  </w:p>
+  <w:tbl>
+    <w:tblPr>
+      <w:tblW w:w="5000" w:type="pct"/>
+      <w:jc w:val="right"/>
+      <w:tblCellMar>
+        <w:left w:w="0" w:type="dxa"/>
+        <w:right w:w="0" w:type="dxa"/>
+      </w:tblCellMar>
+      <w:tblLook w:val="04A0" w:firstRow="1" w:lastRow="0" w:firstColumn="1" w:lastColumn="0" w:noHBand="0" w:noVBand="1"/>
+    </w:tblPr>
+    <w:tblGrid>
+      <w:gridCol w:w="4680"/>
+      <w:gridCol w:w="4680"/>
+    </w:tblGrid>
+    <w:tr>
+      <w:trPr>
+        <w:jc w:val="right"/>
+      </w:trPr>
+      <w:tc>
+        <w:tcPr>
+          <w:tcW w:w="2500" w:type="pct"/>
+        </w:tcPr>
+        <w:p>
+          <w:pPr>
+            <w:pStyle w:val="Header"/>
+            <w:rPr>
+              <w:sz w:val="12"/>
+              <w:szCs w:val="12"/>
+            </w:rPr>
+          </w:pPr>
+        </w:p>
+      </w:tc>
+      <w:tc>
+        <w:tcPr>
+          <w:tcW w:w="2500" w:type="pct"/>
+        </w:tcPr>
+        <w:p>
+          <w:pPr>
+            <w:pStyle w:val="Header"/>
+            <w:jc w:val="right"/>
+            <w:rPr>
+              <w:sz w:val="12"/>
+              <w:szCs w:val="12"/>
+            </w:rPr>
+          </w:pPr>
+        </w:p>
+        <w:p>
+          <w:pPr>
+            <w:pStyle w:val="Header"/>
+            <w:jc w:val="right"/>
+            <w:rPr>
+              <w:sz w:val="12"/>
+              <w:szCs w:val="12"/>
+            </w:rPr>
+          </w:pPr>
+        </w:p>
+        <w:p>
+          <w:pPr>
+            <w:pStyle w:val="Header"/>
+            <w:jc w:val="right"/>
+            <w:rPr>
+              <w:sz w:val="12"/>
+              <w:szCs w:val="12"/>
+            </w:rPr>
+          </w:pPr>
+        </w:p>
+      </w:tc>
+    </w:tr>
+  </w:tbl>
+  <w:p>
+    <w:pPr>
+      <w:pStyle w:val="Header"/>
+    </w:pPr>
+  </w:p>
+</w:hdr>
+</file>
+
 <file path=word/numbering.xml><?xml version="1.0" encoding="utf-8"?>
 <w:numbering xmlns:wpc="http://schemas.microsoft.com/office/word/2010/wordprocessingCanvas" xmlns:cx="http://schemas.microsoft.com/office/drawing/2014/chartex" xmlns:cx1="http://schemas.microsoft.com/office/drawing/2015/9/8/chartex" xmlns:cx2="http://schemas.microsoft.com/office/drawing/2015/10/21/chartex" xmlns:cx3="http://schemas.microsoft.com/office/drawing/2016/5/9/chartex" xmlns:cx4="http://schemas.microsoft.com/office/drawing/2016/5/10/chartex" xmlns:cx5="http://schemas.microsoft.com/office/drawing/2016/5/11/chartex" xmlns:cx6="http://schemas.microsoft.com/office/drawing/2016/5/12/chartex" xmlns:cx7="http://schemas.microsoft.com/office/drawing/2016/5/13/chartex" xmlns:cx8="http://schemas.microsoft.com/office/drawing/2016/5/14/chartex" xmlns:mc="http://schemas.openxmlformats.org/markup-compatibility/2006" xmlns:aink="http://schemas.microsoft.com/office/drawing/2016/ink" xmlns:am3d="http://schemas.microsoft.com/office/drawing/2017/model3d" xmlns:o="urn:schemas-microsoft-com:office:office" xmlns:oel="http://schemas.microsoft.com/office/2019/extlst" xmlns:r="http://schemas.openxmlformats.org/officeDocument/2006/relationships" xmlns:m="http://schemas.openxmlformats.org/officeDocument/2006/math" xmlns:v="urn:schemas-microsoft-com:vml" xmlns:wp14="http://schemas.microsoft.com/office/word/2010/wordprocessingDrawing" xmlns:wp="http://schemas.openxmlformats.org/drawingml/2006/wordprocessingDrawing" xmlns:w10="urn:schemas-microsoft-com:office:word" xmlns:w="http://schemas.openxmlformats.org/wordprocessingml/2006/main" xmlns:w14="http://schemas.microsoft.com/office/word/2010/wordml" xmlns:w15="http://schemas.microsoft.com/office/word/2012/wordml" xmlns:w16cex="http://schemas.microsoft.com/office/word/2018/wordml/cex" xmlns:w16cid="http://schemas.microsoft.com/office/word/2016/wordml/cid" xmlns:w16="http://schemas.microsoft.com/office/word/2018/wordml" xmlns:w16du="http://schemas.microsoft.com/office/word/2023/wordml/word16du" xmlns:w16sdtdh="http://schemas.microsoft.com/office/word/2020/wordml/sdtdatahash" xmlns:w16sdtfl="http://schemas.microsoft.com/office/word/2024/wordml/sdtformatlock" xmlns:w16se="http://schemas.microsoft.com/office/word/2015/wordml/symex" xmlns:wpg="http://schemas.microsoft.com/office/word/2010/wordprocessingGroup" xmlns:wpi="http://schemas.microsoft.com/office/word/2010/wordprocessingInk" xmlns:wne="http://schemas.microsoft.com/office/word/2006/wordml" xmlns:wps="http://schemas.microsoft.com/office/word/2010/wordprocessingShape" mc:Ignorable="w14 w15 w16se w16cid w16 w16cex w16sdtdh w16sdtfl w16du wp14">
   <w:abstractNum w:abstractNumId="0" w15:restartNumberingAfterBreak="0">
+    <w:nsid w:val="07A1659E"/>
+    <w:multiLevelType w:val="hybridMultilevel"/>
+    <w:tmpl w:val="9C46D990"/>
+    <w:lvl w:ilvl="0" w:tplc="FFFFFFFF">
+      <w:start w:val="1"/>
+      <w:numFmt w:val="decimal"/>
+      <w:lvlText w:val="%1."/>
+      <w:lvlJc w:val="left"/>
+      <w:pPr>
+        <w:ind w:left="720" w:hanging="360"/>
+      </w:pPr>
+      <w:rPr>
+        <w:rFonts w:hint="default"/>
+      </w:rPr>
+    </w:lvl>
+    <w:lvl w:ilvl="1" w:tplc="FFFFFFFF" w:tentative="1">
+      <w:start w:val="1"/>
+      <w:numFmt w:val="lowerLetter"/>
+      <w:lvlText w:val="%2."/>
+      <w:lvlJc w:val="left"/>
+      <w:pPr>
+        <w:ind w:left="1440" w:hanging="360"/>
+      </w:pPr>
+    </w:lvl>
+    <w:lvl w:ilvl="2" w:tplc="FFFFFFFF" w:tentative="1">
+      <w:start w:val="1"/>
+      <w:numFmt w:val="lowerRoman"/>
+      <w:lvlText w:val="%3."/>
+      <w:lvlJc w:val="right"/>
+      <w:pPr>
+        <w:ind w:left="2160" w:hanging="180"/>
+      </w:pPr>
+    </w:lvl>
+    <w:lvl w:ilvl="3" w:tplc="FFFFFFFF" w:tentative="1">
+      <w:start w:val="1"/>
+      <w:numFmt w:val="decimal"/>
+      <w:lvlText w:val="%4."/>
+      <w:lvlJc w:val="left"/>
+      <w:pPr>
+        <w:ind w:left="2880" w:hanging="360"/>
+      </w:pPr>
+    </w:lvl>
+    <w:lvl w:ilvl="4" w:tplc="FFFFFFFF" w:tentative="1">
+      <w:start w:val="1"/>
+      <w:numFmt w:val="lowerLetter"/>
+      <w:lvlText w:val="%5."/>
+      <w:lvlJc w:val="left"/>
+      <w:pPr>
+        <w:ind w:left="3600" w:hanging="360"/>
+      </w:pPr>
+    </w:lvl>
+    <w:lvl w:ilvl="5" w:tplc="FFFFFFFF" w:tentative="1">
+      <w:start w:val="1"/>
+      <w:numFmt w:val="lowerRoman"/>
+      <w:lvlText w:val="%6."/>
+      <w:lvlJc w:val="right"/>
+      <w:pPr>
+        <w:ind w:left="4320" w:hanging="180"/>
+      </w:pPr>
+    </w:lvl>
+    <w:lvl w:ilvl="6" w:tplc="FFFFFFFF" w:tentative="1">
+      <w:start w:val="1"/>
+      <w:numFmt w:val="decimal"/>
+      <w:lvlText w:val="%7."/>
+      <w:lvlJc w:val="left"/>
+      <w:pPr>
+        <w:ind w:left="5040" w:hanging="360"/>
+      </w:pPr>
+    </w:lvl>
+    <w:lvl w:ilvl="7" w:tplc="FFFFFFFF" w:tentative="1">
+      <w:start w:val="1"/>
+      <w:numFmt w:val="lowerLetter"/>
+      <w:lvlText w:val="%8."/>
+      <w:lvlJc w:val="left"/>
+      <w:pPr>
+        <w:ind w:left="5760" w:hanging="360"/>
+      </w:pPr>
+    </w:lvl>
+    <w:lvl w:ilvl="8" w:tplc="FFFFFFFF" w:tentative="1">
+      <w:start w:val="1"/>
+      <w:numFmt w:val="lowerRoman"/>
+      <w:lvlText w:val="%9."/>
+      <w:lvlJc w:val="right"/>
+      <w:pPr>
+        <w:ind w:left="6480" w:hanging="180"/>
+      </w:pPr>
+    </w:lvl>
+  </w:abstractNum>
+  <w:abstractNum w:abstractNumId="1" w15:restartNumberingAfterBreak="0">
+    <w:nsid w:val="0A0B71E8"/>
+    <w:multiLevelType w:val="hybridMultilevel"/>
+    <w:tmpl w:val="9C46D990"/>
+    <w:lvl w:ilvl="0" w:tplc="FFFFFFFF">
+      <w:start w:val="1"/>
+      <w:numFmt w:val="decimal"/>
+      <w:lvlText w:val="%1."/>
+      <w:lvlJc w:val="left"/>
+      <w:pPr>
+        <w:ind w:left="720" w:hanging="360"/>
+      </w:pPr>
+      <w:rPr>
+        <w:rFonts w:hint="default"/>
+      </w:rPr>
+    </w:lvl>
+    <w:lvl w:ilvl="1" w:tplc="FFFFFFFF" w:tentative="1">
+      <w:start w:val="1"/>
+      <w:numFmt w:val="lowerLetter"/>
+      <w:lvlText w:val="%2."/>
+      <w:lvlJc w:val="left"/>
+      <w:pPr>
+        <w:ind w:left="1440" w:hanging="360"/>
+      </w:pPr>
+    </w:lvl>
+    <w:lvl w:ilvl="2" w:tplc="FFFFFFFF" w:tentative="1">
+      <w:start w:val="1"/>
+      <w:numFmt w:val="lowerRoman"/>
+      <w:lvlText w:val="%3."/>
+      <w:lvlJc w:val="right"/>
+      <w:pPr>
+        <w:ind w:left="2160" w:hanging="180"/>
+      </w:pPr>
+    </w:lvl>
+    <w:lvl w:ilvl="3" w:tplc="FFFFFFFF" w:tentative="1">
+      <w:start w:val="1"/>
+      <w:numFmt w:val="decimal"/>
+      <w:lvlText w:val="%4."/>
+      <w:lvlJc w:val="left"/>
+      <w:pPr>
+        <w:ind w:left="2880" w:hanging="360"/>
+      </w:pPr>
+    </w:lvl>
+    <w:lvl w:ilvl="4" w:tplc="FFFFFFFF" w:tentative="1">
+      <w:start w:val="1"/>
+      <w:numFmt w:val="lowerLetter"/>
+      <w:lvlText w:val="%5."/>
+      <w:lvlJc w:val="left"/>
+      <w:pPr>
+        <w:ind w:left="3600" w:hanging="360"/>
+      </w:pPr>
+    </w:lvl>
+    <w:lvl w:ilvl="5" w:tplc="FFFFFFFF" w:tentative="1">
+      <w:start w:val="1"/>
+      <w:numFmt w:val="lowerRoman"/>
+      <w:lvlText w:val="%6."/>
+      <w:lvlJc w:val="right"/>
+      <w:pPr>
+        <w:ind w:left="4320" w:hanging="180"/>
+      </w:pPr>
+    </w:lvl>
+    <w:lvl w:ilvl="6" w:tplc="FFFFFFFF" w:tentative="1">
+      <w:start w:val="1"/>
+      <w:numFmt w:val="decimal"/>
+      <w:lvlText w:val="%7."/>
+      <w:lvlJc w:val="left"/>
+      <w:pPr>
+        <w:ind w:left="5040" w:hanging="360"/>
+      </w:pPr>
+    </w:lvl>
+    <w:lvl w:ilvl="7" w:tplc="FFFFFFFF" w:tentative="1">
+      <w:start w:val="1"/>
+      <w:numFmt w:val="lowerLetter"/>
+      <w:lvlText w:val="%8."/>
+      <w:lvlJc w:val="left"/>
+      <w:pPr>
+        <w:ind w:left="5760" w:hanging="360"/>
+      </w:pPr>
+    </w:lvl>
+    <w:lvl w:ilvl="8" w:tplc="FFFFFFFF" w:tentative="1">
+      <w:start w:val="1"/>
+      <w:numFmt w:val="lowerRoman"/>
+      <w:lvlText w:val="%9."/>
+      <w:lvlJc w:val="right"/>
+      <w:pPr>
+        <w:ind w:left="6480" w:hanging="180"/>
+      </w:pPr>
+    </w:lvl>
+  </w:abstractNum>
+  <w:abstractNum w:abstractNumId="2" w15:restartNumberingAfterBreak="0">
     <w:nsid w:val="15A50F83"/>
     <w:multiLevelType w:val="hybridMultilevel"/>
     <w:tmpl w:val="8098A85C"/>
@@ -2567,7 +5518,7 @@
       </w:rPr>
     </w:lvl>
   </w:abstractNum>
-  <w:abstractNum w:abstractNumId="1" w15:restartNumberingAfterBreak="0">
+  <w:abstractNum w:abstractNumId="3" w15:restartNumberingAfterBreak="0">
     <w:nsid w:val="2C560BEA"/>
     <w:multiLevelType w:val="hybridMultilevel"/>
     <w:tmpl w:val="A2F4DF1E"/>
@@ -2656,7 +5607,7 @@
       </w:pPr>
     </w:lvl>
   </w:abstractNum>
-  <w:abstractNum w:abstractNumId="2" w15:restartNumberingAfterBreak="0">
+  <w:abstractNum w:abstractNumId="4" w15:restartNumberingAfterBreak="0">
     <w:nsid w:val="3E674575"/>
     <w:multiLevelType w:val="hybridMultilevel"/>
     <w:tmpl w:val="CA0CB572"/>
@@ -2769,7 +5720,7 @@
       </w:rPr>
     </w:lvl>
   </w:abstractNum>
-  <w:abstractNum w:abstractNumId="3" w15:restartNumberingAfterBreak="0">
+  <w:abstractNum w:abstractNumId="5" w15:restartNumberingAfterBreak="0">
     <w:nsid w:val="48604793"/>
     <w:multiLevelType w:val="hybridMultilevel"/>
     <w:tmpl w:val="9C46D990"/>
@@ -2858,7 +5809,96 @@
       </w:pPr>
     </w:lvl>
   </w:abstractNum>
-  <w:abstractNum w:abstractNumId="4" w15:restartNumberingAfterBreak="0">
+  <w:abstractNum w:abstractNumId="6" w15:restartNumberingAfterBreak="0">
+    <w:nsid w:val="4EE30F73"/>
+    <w:multiLevelType w:val="hybridMultilevel"/>
+    <w:tmpl w:val="9C46D990"/>
+    <w:lvl w:ilvl="0" w:tplc="FFFFFFFF">
+      <w:start w:val="1"/>
+      <w:numFmt w:val="decimal"/>
+      <w:lvlText w:val="%1."/>
+      <w:lvlJc w:val="left"/>
+      <w:pPr>
+        <w:ind w:left="720" w:hanging="360"/>
+      </w:pPr>
+      <w:rPr>
+        <w:rFonts w:hint="default"/>
+      </w:rPr>
+    </w:lvl>
+    <w:lvl w:ilvl="1" w:tplc="FFFFFFFF" w:tentative="1">
+      <w:start w:val="1"/>
+      <w:numFmt w:val="lowerLetter"/>
+      <w:lvlText w:val="%2."/>
+      <w:lvlJc w:val="left"/>
+      <w:pPr>
+        <w:ind w:left="1440" w:hanging="360"/>
+      </w:pPr>
+    </w:lvl>
+    <w:lvl w:ilvl="2" w:tplc="FFFFFFFF" w:tentative="1">
+      <w:start w:val="1"/>
+      <w:numFmt w:val="lowerRoman"/>
+      <w:lvlText w:val="%3."/>
+      <w:lvlJc w:val="right"/>
+      <w:pPr>
+        <w:ind w:left="2160" w:hanging="180"/>
+      </w:pPr>
+    </w:lvl>
+    <w:lvl w:ilvl="3" w:tplc="FFFFFFFF" w:tentative="1">
+      <w:start w:val="1"/>
+      <w:numFmt w:val="decimal"/>
+      <w:lvlText w:val="%4."/>
+      <w:lvlJc w:val="left"/>
+      <w:pPr>
+        <w:ind w:left="2880" w:hanging="360"/>
+      </w:pPr>
+    </w:lvl>
+    <w:lvl w:ilvl="4" w:tplc="FFFFFFFF" w:tentative="1">
+      <w:start w:val="1"/>
+      <w:numFmt w:val="lowerLetter"/>
+      <w:lvlText w:val="%5."/>
+      <w:lvlJc w:val="left"/>
+      <w:pPr>
+        <w:ind w:left="3600" w:hanging="360"/>
+      </w:pPr>
+    </w:lvl>
+    <w:lvl w:ilvl="5" w:tplc="FFFFFFFF" w:tentative="1">
+      <w:start w:val="1"/>
+      <w:numFmt w:val="lowerRoman"/>
+      <w:lvlText w:val="%6."/>
+      <w:lvlJc w:val="right"/>
+      <w:pPr>
+        <w:ind w:left="4320" w:hanging="180"/>
+      </w:pPr>
+    </w:lvl>
+    <w:lvl w:ilvl="6" w:tplc="FFFFFFFF" w:tentative="1">
+      <w:start w:val="1"/>
+      <w:numFmt w:val="decimal"/>
+      <w:lvlText w:val="%7."/>
+      <w:lvlJc w:val="left"/>
+      <w:pPr>
+        <w:ind w:left="5040" w:hanging="360"/>
+      </w:pPr>
+    </w:lvl>
+    <w:lvl w:ilvl="7" w:tplc="FFFFFFFF" w:tentative="1">
+      <w:start w:val="1"/>
+      <w:numFmt w:val="lowerLetter"/>
+      <w:lvlText w:val="%8."/>
+      <w:lvlJc w:val="left"/>
+      <w:pPr>
+        <w:ind w:left="5760" w:hanging="360"/>
+      </w:pPr>
+    </w:lvl>
+    <w:lvl w:ilvl="8" w:tplc="FFFFFFFF" w:tentative="1">
+      <w:start w:val="1"/>
+      <w:numFmt w:val="lowerRoman"/>
+      <w:lvlText w:val="%9."/>
+      <w:lvlJc w:val="right"/>
+      <w:pPr>
+        <w:ind w:left="6480" w:hanging="180"/>
+      </w:pPr>
+    </w:lvl>
+  </w:abstractNum>
+  <w:abstractNum w:abstractNumId="7" w15:restartNumberingAfterBreak="0">
     <w:nsid w:val="4FDE2EE4"/>
     <w:multiLevelType w:val="hybridMultilevel"/>
     <w:tmpl w:val="A2F4DF1E"/>
@@ -2947,7 +5987,7 @@
       </w:pPr>
     </w:lvl>
   </w:abstractNum>
-  <w:abstractNum w:abstractNumId="5" w15:restartNumberingAfterBreak="0">
+  <w:abstractNum w:abstractNumId="8" w15:restartNumberingAfterBreak="0">
     <w:nsid w:val="520B2E45"/>
     <w:multiLevelType w:val="hybridMultilevel"/>
     <w:tmpl w:val="9C46D990"/>
@@ -3036,7 +6076,185 @@
       </w:pPr>
     </w:lvl>
   </w:abstractNum>
-  <w:abstractNum w:abstractNumId="6" w15:restartNumberingAfterBreak="0">
+  <w:abstractNum w:abstractNumId="9" w15:restartNumberingAfterBreak="0">
+    <w:nsid w:val="5B2C7BD1"/>
+    <w:multiLevelType w:val="hybridMultilevel"/>
+    <w:tmpl w:val="A2F4DF1E"/>
+    <w:lvl w:ilvl="0" w:tplc="FFFFFFFF">
+      <w:start w:val="1"/>
+      <w:numFmt w:val="decimal"/>
+      <w:lvlText w:val="%1."/>
+      <w:lvlJc w:val="left"/>
+      <w:pPr>
+        <w:ind w:left="720" w:hanging="360"/>
+      </w:pPr>
+      <w:rPr>
+        <w:rFonts w:hint="default"/>
+      </w:rPr>
+    </w:lvl>
+    <w:lvl w:ilvl="1" w:tplc="FFFFFFFF" w:tentative="1">
+      <w:start w:val="1"/>
+      <w:numFmt w:val="lowerLetter"/>
+      <w:lvlText w:val="%2."/>
+      <w:lvlJc w:val="left"/>
+      <w:pPr>
+        <w:ind w:left="1440" w:hanging="360"/>
+      </w:pPr>
+    </w:lvl>
+    <w:lvl w:ilvl="2" w:tplc="FFFFFFFF" w:tentative="1">
+      <w:start w:val="1"/>
+      <w:numFmt w:val="lowerRoman"/>
+      <w:lvlText w:val="%3."/>
+      <w:lvlJc w:val="right"/>
+      <w:pPr>
+        <w:ind w:left="2160" w:hanging="180"/>
+      </w:pPr>
+    </w:lvl>
+    <w:lvl w:ilvl="3" w:tplc="FFFFFFFF" w:tentative="1">
+      <w:start w:val="1"/>
+      <w:numFmt w:val="decimal"/>
+      <w:lvlText w:val="%4."/>
+      <w:lvlJc w:val="left"/>
+      <w:pPr>
+        <w:ind w:left="2880" w:hanging="360"/>
+      </w:pPr>
+    </w:lvl>
+    <w:lvl w:ilvl="4" w:tplc="FFFFFFFF" w:tentative="1">
+      <w:start w:val="1"/>
+      <w:numFmt w:val="lowerLetter"/>
+      <w:lvlText w:val="%5."/>
+      <w:lvlJc w:val="left"/>
+      <w:pPr>
+        <w:ind w:left="3600" w:hanging="360"/>
+      </w:pPr>
+    </w:lvl>
+    <w:lvl w:ilvl="5" w:tplc="FFFFFFFF" w:tentative="1">
+      <w:start w:val="1"/>
+      <w:numFmt w:val="lowerRoman"/>
+      <w:lvlText w:val="%6."/>
+      <w:lvlJc w:val="right"/>
+      <w:pPr>
+        <w:ind w:left="4320" w:hanging="180"/>
+      </w:pPr>
+    </w:lvl>
+    <w:lvl w:ilvl="6" w:tplc="FFFFFFFF" w:tentative="1">
+      <w:start w:val="1"/>
+      <w:numFmt w:val="decimal"/>
+      <w:lvlText w:val="%7."/>
+      <w:lvlJc w:val="left"/>
+      <w:pPr>
+        <w:ind w:left="5040" w:hanging="360"/>
+      </w:pPr>
+    </w:lvl>
+    <w:lvl w:ilvl="7" w:tplc="FFFFFFFF" w:tentative="1">
+      <w:start w:val="1"/>
+      <w:numFmt w:val="lowerLetter"/>
+      <w:lvlText w:val="%8."/>
+      <w:lvlJc w:val="left"/>
+      <w:pPr>
+        <w:ind w:left="5760" w:hanging="360"/>
+      </w:pPr>
+    </w:lvl>
+    <w:lvl w:ilvl="8" w:tplc="FFFFFFFF" w:tentative="1">
+      <w:start w:val="1"/>
+      <w:numFmt w:val="lowerRoman"/>
+      <w:lvlText w:val="%9."/>
+      <w:lvlJc w:val="right"/>
+      <w:pPr>
+        <w:ind w:left="6480" w:hanging="180"/>
+      </w:pPr>
+    </w:lvl>
+  </w:abstractNum>
+  <w:abstractNum w:abstractNumId="10" w15:restartNumberingAfterBreak="0">
+    <w:nsid w:val="5C2A700A"/>
+    <w:multiLevelType w:val="hybridMultilevel"/>
+    <w:tmpl w:val="A2F4DF1E"/>
+    <w:lvl w:ilvl="0" w:tplc="FFFFFFFF">
+      <w:start w:val="1"/>
+      <w:numFmt w:val="decimal"/>
+      <w:lvlText w:val="%1."/>
+      <w:lvlJc w:val="left"/>
+      <w:pPr>
+        <w:ind w:left="720" w:hanging="360"/>
+      </w:pPr>
+      <w:rPr>
+        <w:rFonts w:hint="default"/>
+      </w:rPr>
+    </w:lvl>
+    <w:lvl w:ilvl="1" w:tplc="FFFFFFFF" w:tentative="1">
+      <w:start w:val="1"/>
+      <w:numFmt w:val="lowerLetter"/>
+      <w:lvlText w:val="%2."/>
+      <w:lvlJc w:val="left"/>
+      <w:pPr>
+        <w:ind w:left="1440" w:hanging="360"/>
+      </w:pPr>
+    </w:lvl>
+    <w:lvl w:ilvl="2" w:tplc="FFFFFFFF" w:tentative="1">
+      <w:start w:val="1"/>
+      <w:numFmt w:val="lowerRoman"/>
+      <w:lvlText w:val="%3."/>
+      <w:lvlJc w:val="right"/>
+      <w:pPr>
+        <w:ind w:left="2160" w:hanging="180"/>
+      </w:pPr>
+    </w:lvl>
+    <w:lvl w:ilvl="3" w:tplc="FFFFFFFF" w:tentative="1">
+      <w:start w:val="1"/>
+      <w:numFmt w:val="decimal"/>
+      <w:lvlText w:val="%4."/>
+      <w:lvlJc w:val="left"/>
+      <w:pPr>
+        <w:ind w:left="2880" w:hanging="360"/>
+      </w:pPr>
+    </w:lvl>
+    <w:lvl w:ilvl="4" w:tplc="FFFFFFFF" w:tentative="1">
+      <w:start w:val="1"/>
+      <w:numFmt w:val="lowerLetter"/>
+      <w:lvlText w:val="%5."/>
+      <w:lvlJc w:val="left"/>
+      <w:pPr>
+        <w:ind w:left="3600" w:hanging="360"/>
+      </w:pPr>
+    </w:lvl>
+    <w:lvl w:ilvl="5" w:tplc="FFFFFFFF" w:tentative="1">
+      <w:start w:val="1"/>
+      <w:numFmt w:val="lowerRoman"/>
+      <w:lvlText w:val="%6."/>
+      <w:lvlJc w:val="right"/>
+      <w:pPr>
+        <w:ind w:left="4320" w:hanging="180"/>
+      </w:pPr>
+    </w:lvl>
+    <w:lvl w:ilvl="6" w:tplc="FFFFFFFF" w:tentative="1">
+      <w:start w:val="1"/>
+      <w:numFmt w:val="decimal"/>
+      <w:lvlText w:val="%7."/>
+      <w:lvlJc w:val="left"/>
+      <w:pPr>
+        <w:ind w:left="5040" w:hanging="360"/>
+      </w:pPr>
+    </w:lvl>
+    <w:lvl w:ilvl="7" w:tplc="FFFFFFFF" w:tentative="1">
+      <w:start w:val="1"/>
+      <w:numFmt w:val="lowerLetter"/>
+      <w:lvlText w:val="%8."/>
+      <w:lvlJc w:val="left"/>
+      <w:pPr>
+        <w:ind w:left="5760" w:hanging="360"/>
+      </w:pPr>
+    </w:lvl>
+    <w:lvl w:ilvl="8" w:tplc="FFFFFFFF" w:tentative="1">
+      <w:start w:val="1"/>
+      <w:numFmt w:val="lowerRoman"/>
+      <w:lvlText w:val="%9."/>
+      <w:lvlJc w:val="right"/>
+      <w:pPr>
+        <w:ind w:left="6480" w:hanging="180"/>
+      </w:pPr>
+    </w:lvl>
+  </w:abstractNum>
+  <w:abstractNum w:abstractNumId="11" w15:restartNumberingAfterBreak="0">
     <w:nsid w:val="63643F5E"/>
     <w:multiLevelType w:val="hybridMultilevel"/>
     <w:tmpl w:val="A2F4DF1E"/>
@@ -3125,7 +6343,7 @@
       </w:pPr>
     </w:lvl>
   </w:abstractNum>
-  <w:abstractNum w:abstractNumId="7" w15:restartNumberingAfterBreak="0">
+  <w:abstractNum w:abstractNumId="12" w15:restartNumberingAfterBreak="0">
     <w:nsid w:val="6D6E5B1C"/>
     <w:multiLevelType w:val="hybridMultilevel"/>
     <w:tmpl w:val="9C46D990"/>
@@ -3215,28 +6433,43 @@
     </w:lvl>
   </w:abstractNum>
   <w:num w:numId="1" w16cid:durableId="839199786">
+    <w:abstractNumId w:val="2"/>
+  </w:num>
+  <w:num w:numId="2" w16cid:durableId="199322305">
+    <w:abstractNumId w:val="4"/>
+  </w:num>
+  <w:num w:numId="3" w16cid:durableId="1448305492">
+    <w:abstractNumId w:val="5"/>
+  </w:num>
+  <w:num w:numId="4" w16cid:durableId="72439068">
+    <w:abstractNumId w:val="12"/>
+  </w:num>
+  <w:num w:numId="5" w16cid:durableId="1294748059">
+    <w:abstractNumId w:val="8"/>
+  </w:num>
+  <w:num w:numId="6" w16cid:durableId="831069400">
+    <w:abstractNumId w:val="7"/>
+  </w:num>
+  <w:num w:numId="7" w16cid:durableId="1020931368">
+    <w:abstractNumId w:val="11"/>
+  </w:num>
+  <w:num w:numId="8" w16cid:durableId="1394423356">
+    <w:abstractNumId w:val="3"/>
+  </w:num>
+  <w:num w:numId="9" w16cid:durableId="944465325">
     <w:abstractNumId w:val="0"/>
   </w:num>
-  <w:num w:numId="2" w16cid:durableId="199322305">
-    <w:abstractNumId w:val="2"/>
+  <w:num w:numId="10" w16cid:durableId="269049597">
+    <w:abstractNumId w:val="1"/>
   </w:num>
-  <w:num w:numId="3" w16cid:durableId="1448305492">
-    <w:abstractNumId w:val="3"/>
-  </w:num>
-  <w:num w:numId="4" w16cid:durableId="72439068">
-    <w:abstractNumId w:val="7"/>
-  </w:num>
-  <w:num w:numId="5" w16cid:durableId="1294748059">
-    <w:abstractNumId w:val="5"/>
-  </w:num>
-  <w:num w:numId="6" w16cid:durableId="831069400">
-    <w:abstractNumId w:val="4"/>
-  </w:num>
-  <w:num w:numId="7" w16cid:durableId="1020931368">
+  <w:num w:numId="11" w16cid:durableId="1540706479">
     <w:abstractNumId w:val="6"/>
   </w:num>
-  <w:num w:numId="8" w16cid:durableId="1394423356">
-    <w:abstractNumId w:val="1"/>
+  <w:num w:numId="12" w16cid:durableId="53284343">
+    <w:abstractNumId w:val="10"/>
+  </w:num>
+  <w:num w:numId="13" w16cid:durableId="1133250104">
+    <w:abstractNumId w:val="9"/>
   </w:num>
 </w:numbering>
 </file>
@@ -4201,6 +7434,50 @@
       <w:iCs/>
     </w:rPr>
   </w:style>
+  <w:style w:type="paragraph" w:styleId="Header">
+    <w:name w:val="header"/>
+    <w:basedOn w:val="Normal"/>
+    <w:link w:val="HeaderChar"/>
+    <w:uiPriority w:val="99"/>
+    <w:unhideWhenUsed/>
+    <w:rsid w:val="00554EA4"/>
+    <w:pPr>
+      <w:tabs>
+        <w:tab w:val="center" w:pos="4680"/>
+        <w:tab w:val="right" w:pos="9360"/>
+      </w:tabs>
+      <w:spacing w:after="0" w:line="240" w:lineRule="auto"/>
+    </w:pPr>
+  </w:style>
+  <w:style w:type="character" w:customStyle="1" w:styleId="HeaderChar">
+    <w:name w:val="Header Char"/>
+    <w:basedOn w:val="DefaultParagraphFont"/>
+    <w:link w:val="Header"/>
+    <w:uiPriority w:val="99"/>
+    <w:rsid w:val="00554EA4"/>
+  </w:style>
+  <w:style w:type="paragraph" w:styleId="Footer">
+    <w:name w:val="footer"/>
+    <w:basedOn w:val="Normal"/>
+    <w:link w:val="FooterChar"/>
+    <w:uiPriority w:val="99"/>
+    <w:unhideWhenUsed/>
+    <w:rsid w:val="00554EA4"/>
+    <w:pPr>
+      <w:tabs>
+        <w:tab w:val="center" w:pos="4680"/>
+        <w:tab w:val="right" w:pos="9360"/>
+      </w:tabs>
+      <w:spacing w:after="0" w:line="240" w:lineRule="auto"/>
+    </w:pPr>
+  </w:style>
+  <w:style w:type="character" w:customStyle="1" w:styleId="FooterChar">
+    <w:name w:val="Footer Char"/>
+    <w:basedOn w:val="DefaultParagraphFont"/>
+    <w:link w:val="Footer"/>
+    <w:uiPriority w:val="99"/>
+    <w:rsid w:val="00554EA4"/>
+  </w:style>
 </w:styles>
 </file>
 
